--- a/docs/合同段落变更类型识别服务接口调用说明.docx
+++ b/docs/合同段落变更类型识别服务接口调用说明.docx
@@ -1109,14 +1109,7 @@
         <w:pStyle w:val="ListBullet"/>
       </w:pPr>
       <w:r>
-        <w:rPr>
-          <w:rFonts w:ascii="Calibri" w:hAnsi="Calibri" w:eastAsia="Microsoft YaHei"/>
-          <w:b w:val="0"/>
-          <w:i w:val="0"/>
-          <w:color w:val="1F2937"/>
-          <w:sz w:val="22"/>
-        </w:rPr>
-        <w:t>将新段落与历史段落进行语义相似度比较，通过加权投票或强单条匹配返回类型。</w:t>
+        <w:t>将新段落与历史段落进行语义相似度比较，通过前10条相似记录加权投票返回类型。</w:t>
       </w:r>
     </w:p>
     <w:p>
@@ -3797,14 +3790,7 @@
         <w:pStyle w:val="ListBullet"/>
       </w:pPr>
       <w:r>
-        <w:rPr>
-          <w:rFonts w:ascii="Calibri" w:hAnsi="Calibri" w:eastAsia="Microsoft YaHei"/>
-          <w:b w:val="0"/>
-          <w:i w:val="0"/>
-          <w:color w:val="1F2937"/>
-          <w:sz w:val="22"/>
-        </w:rPr>
-        <w:t>单个文件不超过20MB；默认最多1000条非空数据行；规范化后的段落不超过4000字符。</w:t>
+        <w:t>单个文件不超过20MB；默认最多1000条非空数据行；历史物理记录总数最多10000条；规范化后的段落不超过480字符。</w:t>
       </w:r>
     </w:p>
     <w:p>
@@ -4015,14 +4001,9 @@
         <w:shd w:fill="F7F8FA"/>
       </w:pPr>
       <w:r>
-        <w:rPr>
-          <w:rFonts w:ascii="Consolas" w:hAnsi="Consolas" w:eastAsia="Microsoft YaHei"/>
-          <w:b w:val="0"/>
-          <w:i w:val="0"/>
-          <w:color w:val="273142"/>
-          <w:sz w:val="17"/>
-        </w:rPr>
-        <w:t xml:space="preserve">    "inserted": 8,</w:t>
+        <w:t xml:space="preserve">    "inserted": 7,</w:t>
+        <w:br/>
+        <w:t xml:space="preserve">    "updated": 1,</w:t>
       </w:r>
     </w:p>
     <w:p>
@@ -4491,19 +4472,8 @@
             </w:tcMar>
           </w:tcPr>
           <w:p>
-            <w:pPr>
-              <w:spacing w:after="0"/>
-              <w:jc w:val="left"/>
-            </w:pPr>
-            <w:r>
-              <w:rPr>
-                <w:rFonts w:ascii="Calibri" w:hAnsi="Calibri" w:eastAsia="Microsoft YaHei"/>
-                <w:b w:val="0"/>
-                <w:i w:val="0"/>
-                <w:color w:val="1F2937"/>
-                <w:sz w:val="18"/>
-              </w:rPr>
-              <w:t>skipped</w:t>
+            <w:r>
+              <w:t>updated</w:t>
             </w:r>
           </w:p>
         </w:tc>
@@ -4519,18 +4489,7 @@
             </w:tcMar>
           </w:tcPr>
           <w:p>
-            <w:pPr>
-              <w:spacing w:after="0"/>
-              <w:jc w:val="left"/>
-            </w:pPr>
-            <w:r>
-              <w:rPr>
-                <w:rFonts w:ascii="Calibri" w:hAnsi="Calibri" w:eastAsia="Microsoft YaHei"/>
-                <w:b w:val="0"/>
-                <w:i w:val="0"/>
-                <w:color w:val="1F2937"/>
-                <w:sz w:val="18"/>
-              </w:rPr>
+            <w:r>
               <w:t>Integer</w:t>
             </w:r>
           </w:p>
@@ -4547,19 +4506,8 @@
             </w:tcMar>
           </w:tcPr>
           <w:p>
-            <w:pPr>
-              <w:spacing w:after="0"/>
-              <w:jc w:val="left"/>
-            </w:pPr>
-            <w:r>
-              <w:rPr>
-                <w:rFonts w:ascii="Calibri" w:hAnsi="Calibri" w:eastAsia="Microsoft YaHei"/>
-                <w:b w:val="0"/>
-                <w:i w:val="0"/>
-                <w:color w:val="1F2937"/>
-                <w:sz w:val="18"/>
-              </w:rPr>
-              <w:t>文件内或数据库中“段落相同且类型相同”的幂等跳过数</w:t>
+            <w:r>
+              <w:t>本批重新启用或按当前模型重新生成向量的记录数</w:t>
             </w:r>
           </w:p>
         </w:tc>
@@ -4577,19 +4525,8 @@
             </w:tcMar>
           </w:tcPr>
           <w:p>
-            <w:pPr>
-              <w:spacing w:after="0"/>
-              <w:jc w:val="left"/>
-            </w:pPr>
-            <w:r>
-              <w:rPr>
-                <w:rFonts w:ascii="Calibri" w:hAnsi="Calibri" w:eastAsia="Microsoft YaHei"/>
-                <w:b w:val="0"/>
-                <w:i w:val="0"/>
-                <w:color w:val="1F2937"/>
-                <w:sz w:val="18"/>
-              </w:rPr>
-              <w:t>indexReloaded</w:t>
+            <w:r>
+              <w:t>skipped</w:t>
             </w:r>
           </w:p>
         </w:tc>
@@ -4605,19 +4542,8 @@
             </w:tcMar>
           </w:tcPr>
           <w:p>
-            <w:pPr>
-              <w:spacing w:after="0"/>
-              <w:jc w:val="left"/>
-            </w:pPr>
-            <w:r>
-              <w:rPr>
-                <w:rFonts w:ascii="Calibri" w:hAnsi="Calibri" w:eastAsia="Microsoft YaHei"/>
-                <w:b w:val="0"/>
-                <w:i w:val="0"/>
-                <w:color w:val="1F2937"/>
-                <w:sz w:val="18"/>
-              </w:rPr>
-              <w:t>Boolean</w:t>
+            <w:r>
+              <w:t>Integer</w:t>
             </w:r>
           </w:p>
         </w:tc>
@@ -4633,19 +4559,8 @@
             </w:tcMar>
           </w:tcPr>
           <w:p>
-            <w:pPr>
-              <w:spacing w:after="0"/>
-              <w:jc w:val="left"/>
-            </w:pPr>
-            <w:r>
-              <w:rPr>
-                <w:rFonts w:ascii="Calibri" w:hAnsi="Calibri" w:eastAsia="Microsoft YaHei"/>
-                <w:b w:val="0"/>
-                <w:i w:val="0"/>
-                <w:color w:val="1F2937"/>
-                <w:sz w:val="18"/>
-              </w:rPr>
-              <w:t>入库后是否成功切换到新内存索引</w:t>
+            <w:r>
+              <w:t>文件内或数据库中“段落相同且类型相同”的幂等跳过数</w:t>
             </w:r>
           </w:p>
         </w:tc>
@@ -4663,19 +4578,8 @@
             </w:tcMar>
           </w:tcPr>
           <w:p>
-            <w:pPr>
-              <w:spacing w:after="0"/>
-              <w:jc w:val="left"/>
-            </w:pPr>
-            <w:r>
-              <w:rPr>
-                <w:rFonts w:ascii="Calibri" w:hAnsi="Calibri" w:eastAsia="Microsoft YaHei"/>
-                <w:b w:val="0"/>
-                <w:i w:val="0"/>
-                <w:color w:val="1F2937"/>
-                <w:sz w:val="18"/>
-              </w:rPr>
-              <w:t>errors</w:t>
+            <w:r>
+              <w:t>indexReloaded</w:t>
             </w:r>
           </w:p>
         </w:tc>
@@ -4691,19 +4595,8 @@
             </w:tcMar>
           </w:tcPr>
           <w:p>
-            <w:pPr>
-              <w:spacing w:after="0"/>
-              <w:jc w:val="left"/>
-            </w:pPr>
-            <w:r>
-              <w:rPr>
-                <w:rFonts w:ascii="Calibri" w:hAnsi="Calibri" w:eastAsia="Microsoft YaHei"/>
-                <w:b w:val="0"/>
-                <w:i w:val="0"/>
-                <w:color w:val="1F2937"/>
-                <w:sz w:val="18"/>
-              </w:rPr>
-              <w:t>Array</w:t>
+            <w:r>
+              <w:t>Boolean</w:t>
             </w:r>
           </w:p>
         </w:tc>
@@ -4719,18 +4612,39 @@
             </w:tcMar>
           </w:tcPr>
           <w:p>
-            <w:pPr>
-              <w:spacing w:after="0"/>
-              <w:jc w:val="left"/>
-            </w:pPr>
-            <w:r>
-              <w:rPr>
-                <w:rFonts w:ascii="Calibri" w:hAnsi="Calibri" w:eastAsia="Microsoft YaHei"/>
-                <w:b w:val="0"/>
-                <w:i w:val="0"/>
-                <w:color w:val="1F2937"/>
-                <w:sz w:val="18"/>
-              </w:rPr>
+            <w:r>
+              <w:t>入库后是否成功切换到新内存索引</w:t>
+            </w:r>
+          </w:p>
+        </w:tc>
+      </w:tr>
+      <w:tr>
+        <w:tc>
+          <w:tcPr>
+            <w:tcW w:type="dxa" w:w="1800"/>
+          </w:tcPr>
+          <w:p>
+            <w:r>
+              <w:t>errors</w:t>
+            </w:r>
+          </w:p>
+        </w:tc>
+        <w:tc>
+          <w:tcPr>
+            <w:tcW w:type="dxa" w:w="1700"/>
+          </w:tcPr>
+          <w:p>
+            <w:r>
+              <w:t>Array</w:t>
+            </w:r>
+          </w:p>
+        </w:tc>
+        <w:tc>
+          <w:tcPr>
+            <w:tcW w:type="dxa" w:w="5860"/>
+          </w:tcPr>
+          <w:p>
+            <w:r>
               <w:t>逐行校验或标签冲突错误；成功时为空数组</w:t>
             </w:r>
           </w:p>
@@ -4859,14 +4773,9 @@
         <w:shd w:fill="F7F8FA"/>
       </w:pPr>
       <w:r>
-        <w:rPr>
-          <w:rFonts w:ascii="Consolas" w:hAnsi="Consolas" w:eastAsia="Microsoft YaHei"/>
-          <w:b w:val="0"/>
-          <w:i w:val="0"/>
-          <w:color w:val="273142"/>
-          <w:sz w:val="17"/>
-        </w:rPr>
         <w:t xml:space="preserve">    "inserted": 0,</w:t>
+        <w:br/>
+        <w:t xml:space="preserve">    "updated": 0,</w:t>
       </w:r>
     </w:p>
     <w:p>
@@ -5081,14 +4990,7 @@
         <w:pStyle w:val="ListNumber"/>
       </w:pPr>
       <w:r>
-        <w:rPr>
-          <w:rFonts w:ascii="Calibri" w:hAnsi="Calibri" w:eastAsia="Microsoft YaHei"/>
-          <w:b w:val="0"/>
-          <w:i w:val="0"/>
-          <w:color w:val="1F2937"/>
-          <w:sz w:val="22"/>
-        </w:rPr>
-        <w:t>查询Oracle；数据库中相同Hash同标签跳过，不同标签报冲突。</w:t>
+        <w:t>分批查询Oracle全部Hash；当前模型、维度、生效状态和标签均一致时跳过；停用记录重新启用；相同标签的旧模型向量更新原行；生效记录标签不同时报冲突。</w:t>
       </w:r>
     </w:p>
     <w:p>
@@ -5096,14 +4998,7 @@
         <w:pStyle w:val="ListNumber"/>
       </w:pPr>
       <w:r>
-        <w:rPr>
-          <w:rFonts w:ascii="Calibri" w:hAnsi="Calibri" w:eastAsia="Microsoft YaHei"/>
-          <w:b w:val="0"/>
-          <w:i w:val="0"/>
-          <w:color w:val="1F2937"/>
-          <w:sz w:val="22"/>
-        </w:rPr>
-        <w:t>将全部待新增段落按batch-size分批调用Embedding容器。</w:t>
+        <w:t>将全部待新增或待更新段落按batch-size分批调用Embedding容器。</w:t>
       </w:r>
     </w:p>
     <w:p>
@@ -5111,14 +5006,7 @@
         <w:pStyle w:val="ListNumber"/>
       </w:pPr>
       <w:r>
-        <w:rPr>
-          <w:rFonts w:ascii="Calibri" w:hAnsi="Calibri" w:eastAsia="Microsoft YaHei"/>
-          <w:b w:val="0"/>
-          <w:i w:val="0"/>
-          <w:color w:val="1F2937"/>
-          <w:sz w:val="22"/>
-        </w:rPr>
-        <w:t>全部向量成功后才开启数据库事务；任何插入失败整批回滚。</w:t>
+        <w:t>全部向量成功后才开启数据库事务；任何新增或更新失败整批回滚。</w:t>
       </w:r>
     </w:p>
     <w:p>
@@ -5176,24 +5064,7 @@
         </w:pBdr>
       </w:pPr>
       <w:r>
-        <w:rPr>
-          <w:rFonts w:ascii="Calibri" w:hAnsi="Calibri" w:eastAsia="Microsoft YaHei"/>
-          <w:b/>
-          <w:i w:val="0"/>
-          <w:color w:val="9B1C1C"/>
-          <w:sz w:val="22"/>
-        </w:rPr>
-        <w:t xml:space="preserve">批量限制  </w:t>
-      </w:r>
-      <w:r>
-        <w:rPr>
-          <w:rFonts w:ascii="Calibri" w:hAnsi="Calibri" w:eastAsia="Microsoft YaHei"/>
-          <w:b w:val="0"/>
-          <w:i w:val="0"/>
-          <w:color w:val="1F2937"/>
-          <w:sz w:val="22"/>
-        </w:rPr>
-        <w:t>Java的EMBEDDING_BATCH_SIZE必须小于或等于模型容器的MAX_CLIENT_BATCH_SIZE。若Java发送8条而容器只允许4条，将返回HTTP 422和“batch size 8 &gt; maximum allowed batch size 4”。</w:t>
+        <w:t>批量限制  Java默认EMBEDDING_BATCH_SIZE=4，必须小于或等于模型容器的MAX_CLIENT_BATCH_SIZE。若Java批量超过容器限制，将返回HTTP 422。</w:t>
       </w:r>
     </w:p>
     <w:p>
@@ -5871,19 +5742,8 @@
             </w:tcMar>
           </w:tcPr>
           <w:p>
-            <w:pPr>
-              <w:spacing w:after="0"/>
-              <w:jc w:val="left"/>
-            </w:pPr>
-            <w:r>
-              <w:rPr>
-                <w:rFonts w:ascii="Calibri" w:hAnsi="Calibri" w:eastAsia="Microsoft YaHei"/>
-                <w:b w:val="0"/>
-                <w:i w:val="0"/>
-                <w:color w:val="1F2937"/>
-                <w:sz w:val="18"/>
-              </w:rPr>
-              <w:t>已经切分好的单个合同段落；规范化后非空；默认不超过4000字符</w:t>
+            <w:r>
+              <w:t>已经切分好的单个合同段落；规范化后非空；默认不超过480字符</w:t>
             </w:r>
           </w:p>
         </w:tc>
@@ -5904,24 +5764,7 @@
         </w:pBdr>
       </w:pPr>
       <w:r>
-        <w:rPr>
-          <w:rFonts w:ascii="Calibri" w:hAnsi="Calibri" w:eastAsia="Microsoft YaHei"/>
-          <w:b/>
-          <w:i w:val="0"/>
-          <w:color w:val="2E74B5"/>
-          <w:sz w:val="22"/>
-        </w:rPr>
-        <w:t xml:space="preserve">长文本说明  </w:t>
-      </w:r>
-      <w:r>
-        <w:rPr>
-          <w:rFonts w:ascii="Calibri" w:hAnsi="Calibri" w:eastAsia="Microsoft YaHei"/>
-          <w:b w:val="0"/>
-          <w:i w:val="0"/>
-          <w:color w:val="1F2937"/>
-          <w:sz w:val="22"/>
-        </w:rPr>
-        <w:t>模型可能支持更长Token，但本项目业务层当前限制4000字符。若段落混合多个主题，即使未超过长度也可能造成类型混杂，建议上游按条款或语义段落切分。</w:t>
+        <w:t>长文本说明  BGE Base最多支持512 Token，本项目将规范化段落限制为480字符，并要求模型容器AUTO_TRUNCATE=false。若段落混合多个主题，即使未超过长度也可能造成类型混杂，建议上游按条款或语义段落切分。</w:t>
       </w:r>
     </w:p>
     <w:p>
@@ -6741,19 +6584,8 @@
             </w:tcMar>
           </w:tcPr>
           <w:p>
-            <w:pPr>
-              <w:spacing w:after="0"/>
-              <w:jc w:val="left"/>
-            </w:pPr>
-            <w:r>
-              <w:rPr>
-                <w:rFonts w:ascii="Calibri" w:hAnsi="Calibri" w:eastAsia="Microsoft YaHei"/>
-                <w:b w:val="0"/>
-                <w:i w:val="0"/>
-                <w:color w:val="1F2937"/>
-                <w:sz w:val="18"/>
-              </w:rPr>
-              <w:t>正常投票时为类型支持权重占比；强单条兜底时为第一名段落相似度</w:t>
+            <w:r>
+              <w:t>类型支持得分：EXACT为1；语义匹配为该类型支持权重占全部投票权重的比例</w:t>
             </w:r>
           </w:p>
         </w:tc>
@@ -7881,13 +7713,6 @@
         <w:shd w:fill="F7F8FA"/>
       </w:pPr>
       <w:r>
-        <w:rPr>
-          <w:rFonts w:ascii="Consolas" w:hAnsi="Consolas" w:eastAsia="Microsoft YaHei"/>
-          <w:b w:val="0"/>
-          <w:i w:val="0"/>
-          <w:color w:val="273142"/>
-          <w:sz w:val="17"/>
-        </w:rPr>
         <w:t xml:space="preserve">    "matchType": "EXACT",</w:t>
       </w:r>
     </w:p>
@@ -8166,13 +7991,6 @@
         <w:shd w:fill="F7F8FA"/>
       </w:pPr>
       <w:r>
-        <w:rPr>
-          <w:rFonts w:ascii="Consolas" w:hAnsi="Consolas" w:eastAsia="Microsoft YaHei"/>
-          <w:b w:val="0"/>
-          <w:i w:val="0"/>
-          <w:color w:val="273142"/>
-          <w:sz w:val="17"/>
-        </w:rPr>
         <w:t xml:space="preserve">    "matchType": "SEMANTIC",</w:t>
       </w:r>
     </w:p>
@@ -8344,14 +8162,7 @@
     </w:p>
     <w:p>
       <w:r>
-        <w:rPr>
-          <w:rFonts w:ascii="Calibri" w:hAnsi="Calibri" w:eastAsia="Microsoft YaHei"/>
-          <w:b w:val="0"/>
-          <w:i w:val="0"/>
-          <w:color w:val="1F2937"/>
-          <w:sz w:val="22"/>
-        </w:rPr>
-        <w:t>当Top-K标签分散导致投票没有类型达到0.55，但第一名相似度不低于0.80且至少领先第二名0.05时，返回第一名历史段落的类型，全部标记为CANDIDATE。</w:t>
+        <w:t>当最相似的10条历史样本投票没有类型达到0.55，但第一名相似度不低于0.80时，返回第一名历史段落的类型，全部标记为CANDIDATE。</w:t>
       </w:r>
     </w:p>
     <w:p>
@@ -8378,13 +8189,6 @@
         <w:shd w:fill="F7F8FA"/>
       </w:pPr>
       <w:r>
-        <w:rPr>
-          <w:rFonts w:ascii="Consolas" w:hAnsi="Consolas" w:eastAsia="Microsoft YaHei"/>
-          <w:b w:val="0"/>
-          <w:i w:val="0"/>
-          <w:color w:val="273142"/>
-          <w:sz w:val="17"/>
-        </w:rPr>
         <w:t xml:space="preserve">  "matchType": "SEMANTIC",</w:t>
       </w:r>
     </w:p>
@@ -8429,14 +8233,7 @@
         <w:shd w:fill="F7F8FA"/>
       </w:pPr>
       <w:r>
-        <w:rPr>
-          <w:rFonts w:ascii="Consolas" w:hAnsi="Consolas" w:eastAsia="Microsoft YaHei"/>
-          <w:b w:val="0"/>
-          <w:i w:val="0"/>
-          <w:color w:val="273142"/>
-          <w:sz w:val="17"/>
-        </w:rPr>
-        <w:t xml:space="preserve">    {"code": "35", "score": 0.8397, "supportCount": 1, "level": "CANDIDATE"},</w:t>
+        <w:t xml:space="preserve">    {"code": "35", "score": 0.3821, "supportCount": 1, "level": "CANDIDATE"},</w:t>
       </w:r>
     </w:p>
     <w:p>
@@ -8446,14 +8243,7 @@
         <w:shd w:fill="F7F8FA"/>
       </w:pPr>
       <w:r>
-        <w:rPr>
-          <w:rFonts w:ascii="Consolas" w:hAnsi="Consolas" w:eastAsia="Microsoft YaHei"/>
-          <w:b w:val="0"/>
-          <w:i w:val="0"/>
-          <w:color w:val="273142"/>
-          <w:sz w:val="17"/>
-        </w:rPr>
-        <w:t xml:space="preserve">    {"code": "40", "score": 0.8397, "supportCount": 1, "level": "CANDIDATE"}</w:t>
+        <w:t xml:space="preserve">    {"code": "40", "score": 0.3821, "supportCount": 1, "level": "CANDIDATE"}</w:t>
       </w:r>
     </w:p>
     <w:p>
@@ -8637,13 +8427,6 @@
         <w:shd w:fill="F7F8FA"/>
       </w:pPr>
       <w:r>
-        <w:rPr>
-          <w:rFonts w:ascii="Consolas" w:hAnsi="Consolas" w:eastAsia="Microsoft YaHei"/>
-          <w:b w:val="0"/>
-          <w:i w:val="0"/>
-          <w:color w:val="273142"/>
-          <w:sz w:val="17"/>
-        </w:rPr>
         <w:t xml:space="preserve">  "matchType": "NO_RELIABLE_MATCH",</w:t>
       </w:r>
     </w:p>
@@ -8904,19 +8687,8 @@
             </w:tcMar>
           </w:tcPr>
           <w:p>
-            <w:pPr>
-              <w:spacing w:after="0"/>
-              <w:jc w:val="left"/>
-            </w:pPr>
-            <w:r>
-              <w:rPr>
-                <w:rFonts w:ascii="Calibri" w:hAnsi="Calibri" w:eastAsia="Microsoft YaHei"/>
-                <w:b w:val="0"/>
-                <w:i w:val="0"/>
-                <w:color w:val="1F2937"/>
-                <w:sz w:val="18"/>
-              </w:rPr>
-              <w:t>没有历史段落达到最低相似度，或知识库为空</w:t>
+            <w:r>
+              <w:t>仅正常空库时为空；低于0.60仍保留真实Top参考段落</w:t>
             </w:r>
           </w:p>
         </w:tc>
@@ -9594,24 +9366,7 @@
         </w:pBdr>
       </w:pPr>
       <w:r>
-        <w:rPr>
-          <w:rFonts w:ascii="Calibri" w:hAnsi="Calibri" w:eastAsia="Microsoft YaHei"/>
-          <w:b/>
-          <w:i w:val="0"/>
-          <w:color w:val="7A5A00"/>
-          <w:sz w:val="22"/>
-        </w:rPr>
-        <w:t xml:space="preserve">使用场景  </w:t>
-      </w:r>
-      <w:r>
-        <w:rPr>
-          <w:rFonts w:ascii="Calibri" w:hAnsi="Calibri" w:eastAsia="Microsoft YaHei"/>
-          <w:b w:val="0"/>
-          <w:i w:val="0"/>
-          <w:color w:val="1F2937"/>
-          <w:sz w:val="22"/>
-        </w:rPr>
-        <w:t>人工直接修改SFSX、恢复数据库、服务启动加载失败后恢复、或需要重新同步Oracle有效记录时调用。模型升级后不能仅调用reload，必须先重新生成全部向量。</w:t>
+        <w:t>使用场景  人工直接修改SFSX、恢复数据库、服务启动加载失败后恢复、或需要重新同步Oracle有效记录时调用。模型升级后不能仅调用reload；使用同一Excel重新导入会更新旧模型向量，然后再验收索引数量。</w:t>
       </w:r>
     </w:p>
     <w:p>
@@ -10189,19 +9944,8 @@
             </w:tcMar>
           </w:tcPr>
           <w:p>
-            <w:pPr>
-              <w:spacing w:after="0"/>
-              <w:jc w:val="left"/>
-            </w:pPr>
-            <w:r>
-              <w:rPr>
-                <w:rFonts w:ascii="Calibri" w:hAnsi="Calibri" w:eastAsia="Microsoft YaHei"/>
-                <w:b w:val="0"/>
-                <w:i w:val="0"/>
-                <w:color w:val="1F2937"/>
-                <w:sz w:val="18"/>
-              </w:rPr>
-              <w:t>有样本可用，但部分记录因向量长度或数据错误被跳过</w:t>
+            <w:r>
+              <w:t>数据库存在记录但部分或全部记录损坏；sampleCount可能为0</w:t>
             </w:r>
           </w:p>
         </w:tc>
@@ -10492,6 +10236,50 @@
                 <w:sz w:val="18"/>
               </w:rPr>
               <w:t>重载时跳过的损坏记录数</w:t>
+            </w:r>
+          </w:p>
+        </w:tc>
+      </w:tr>
+      <w:tr>
+        <w:tc>
+          <w:tcPr>
+            <w:tcW w:type="dxa" w:w="2400"/>
+          </w:tcPr>
+          <w:p>
+            <w:r>
+              <w:t>NOT_READY</w:t>
+            </w:r>
+          </w:p>
+        </w:tc>
+        <w:tc>
+          <w:tcPr>
+            <w:tcW w:type="dxa" w:w="6960"/>
+          </w:tcPr>
+          <w:p>
+            <w:r>
+              <w:t>应用尚未完成首次Oracle索引加载，预测不可用</w:t>
+            </w:r>
+          </w:p>
+        </w:tc>
+      </w:tr>
+      <w:tr>
+        <w:tc>
+          <w:tcPr>
+            <w:tcW w:type="dxa" w:w="2400"/>
+          </w:tcPr>
+          <w:p>
+            <w:r>
+              <w:t>LOAD_FAILED</w:t>
+            </w:r>
+          </w:p>
+        </w:tc>
+        <w:tc>
+          <w:tcPr>
+            <w:tcW w:type="dxa" w:w="6960"/>
+          </w:tcPr>
+          <w:p>
+            <w:r>
+              <w:t>首次加载或空快照重载失败，预测不可用</w:t>
             </w:r>
           </w:p>
         </w:tc>
@@ -10583,14 +10371,7 @@
         <w:pStyle w:val="ListNumber"/>
       </w:pPr>
       <w:r>
-        <w:rPr>
-          <w:rFonts w:ascii="Calibri" w:hAnsi="Calibri" w:eastAsia="Microsoft YaHei"/>
-          <w:b w:val="0"/>
-          <w:i w:val="0"/>
-          <w:color w:val="1F2937"/>
-          <w:sz w:val="22"/>
-        </w:rPr>
-        <w:t>过滤相似度低于0.60的样本，并使用最小堆保留Top 20。</w:t>
+        <w:t>使用最小堆保留最相似的10条记录，再按0.60判断可靠候选；即使全部低于阈值，也保留真实最高相似度和参考段落。</w:t>
       </w:r>
     </w:p>
     <w:p>
@@ -10598,14 +10379,7 @@
         <w:pStyle w:val="ListNumber"/>
       </w:pPr>
       <w:r>
-        <w:rPr>
-          <w:rFonts w:ascii="Calibri" w:hAnsi="Calibri" w:eastAsia="Microsoft YaHei"/>
-          <w:b w:val="0"/>
-          <w:i w:val="0"/>
-          <w:color w:val="1F2937"/>
-          <w:sz w:val="22"/>
-        </w:rPr>
-        <w:t>取Top 10进行类型平方加权投票，最多返回Top 5参考段落。</w:t>
+        <w:t>最相似的10条记录参与类型平方加权投票，其中最多返回5条参考段落。</w:t>
       </w:r>
     </w:p>
     <w:p>
@@ -10613,14 +10387,7 @@
         <w:pStyle w:val="ListNumber"/>
       </w:pPr>
       <w:r>
-        <w:rPr>
-          <w:rFonts w:ascii="Calibri" w:hAnsi="Calibri" w:eastAsia="Microsoft YaHei"/>
-          <w:b w:val="0"/>
-          <w:i w:val="0"/>
-          <w:color w:val="1F2937"/>
-          <w:sz w:val="22"/>
-        </w:rPr>
-        <w:t>投票无类型时，再判断强单条匹配兜底；仍不满足则返回NO_RELIABLE_MATCH。</w:t>
+        <w:t>投票无类型且第一名相似度达到0.80时，返回第一名类型作为候选；否则返回NO_RELIABLE_MATCH。</w:t>
       </w:r>
     </w:p>
     <w:p>
@@ -11008,19 +10775,8 @@
             </w:tcMar>
           </w:tcPr>
           <w:p>
-            <w:pPr>
-              <w:spacing w:after="0"/>
-              <w:jc w:val="left"/>
-            </w:pPr>
-            <w:r>
-              <w:rPr>
-                <w:rFonts w:ascii="Calibri" w:hAnsi="Calibri" w:eastAsia="Microsoft YaHei"/>
-                <w:b w:val="0"/>
-                <w:i w:val="0"/>
-                <w:color w:val="1F2937"/>
-                <w:sz w:val="18"/>
-              </w:rPr>
-              <w:t>投票无结果；第一名&gt;=0.80且领先第二名&gt;=0.05</w:t>
+            <w:r>
+              <w:t>投票无结果；第一名相似度&gt;=0.80</w:t>
             </w:r>
           </w:p>
         </w:tc>
@@ -11180,19 +10936,8 @@
             </w:tcMar>
           </w:tcPr>
           <w:p>
-            <w:pPr>
-              <w:spacing w:after="0"/>
-              <w:jc w:val="left"/>
-            </w:pPr>
-            <w:r>
-              <w:rPr>
-                <w:rFonts w:ascii="Calibri" w:hAnsi="Calibri" w:eastAsia="Microsoft YaHei"/>
-                <w:b w:val="0"/>
-                <w:i w:val="0"/>
-                <w:color w:val="1F2937"/>
-                <w:sz w:val="18"/>
-              </w:rPr>
-              <w:t>无样本达到0.60或索引为空</w:t>
+            <w:r>
+              <w:t>无样本达到0.60</w:t>
             </w:r>
           </w:p>
         </w:tc>
@@ -11208,19 +10953,8 @@
             </w:tcMar>
           </w:tcPr>
           <w:p>
-            <w:pPr>
-              <w:spacing w:after="0"/>
-              <w:jc w:val="left"/>
-            </w:pPr>
-            <w:r>
-              <w:rPr>
-                <w:rFonts w:ascii="Calibri" w:hAnsi="Calibri" w:eastAsia="Microsoft YaHei"/>
-                <w:b w:val="0"/>
-                <w:i w:val="0"/>
-                <w:color w:val="1F2937"/>
-                <w:sz w:val="18"/>
-              </w:rPr>
-              <w:t>NO_RELIABLE_MATCH；changeTypes/references为空</w:t>
+            <w:r>
+              <w:t>NO_RELIABLE_MATCH；保留真实maxSimilarity和参考段落</w:t>
             </w:r>
           </w:p>
         </w:tc>
@@ -12522,14 +12256,7 @@
         <w:pStyle w:val="ListNumber"/>
       </w:pPr>
       <w:r>
-        <w:rPr>
-          <w:rFonts w:ascii="Calibri" w:hAnsi="Calibri" w:eastAsia="Microsoft YaHei"/>
-          <w:b w:val="0"/>
-          <w:i w:val="0"/>
-          <w:color w:val="1F2937"/>
-          <w:sz w:val="22"/>
-        </w:rPr>
-        <w:t>确认Oracle脚本已执行，Java服务和Embedding容器均已启动。</w:t>
+        <w:t>确认Oracle脚本已执行，Embedding容器AUTO_TRUNCATE=false且最大客户端批量不少于4，Java服务和Embedding容器均已启动。</w:t>
       </w:r>
     </w:p>
     <w:p>
@@ -12552,14 +12279,7 @@
         <w:pStyle w:val="ListNumber"/>
       </w:pPr>
       <w:r>
-        <w:rPr>
-          <w:rFonts w:ascii="Calibri" w:hAnsi="Calibri" w:eastAsia="Microsoft YaHei"/>
-          <w:b w:val="0"/>
-          <w:i w:val="0"/>
-          <w:color w:val="1F2937"/>
-          <w:sz w:val="22"/>
-        </w:rPr>
-        <w:t>调用GET /index/status，首次应看到EMPTY或已有样本数量。</w:t>
+        <w:t>调用GET /index/status，首次成功加载应看到EMPTY、READY或DEGRADED；NOT_READY或LOAD_FAILED表示索引不可用。</w:t>
       </w:r>
     </w:p>
     <w:p>
@@ -13319,19 +13039,8 @@
             </w:tcMar>
           </w:tcPr>
           <w:p>
-            <w:pPr>
-              <w:spacing w:after="0"/>
-              <w:jc w:val="left"/>
-            </w:pPr>
-            <w:r>
-              <w:rPr>
-                <w:rFonts w:ascii="Calibri" w:hAnsi="Calibri" w:eastAsia="Microsoft YaHei"/>
-                <w:b w:val="0"/>
-                <w:i w:val="0"/>
-                <w:color w:val="1F2937"/>
-                <w:sz w:val="16"/>
-              </w:rPr>
-              <w:t>8</w:t>
+            <w:r>
+              <w:t>4</w:t>
             </w:r>
           </w:p>
         </w:tc>
@@ -13347,18 +13056,7 @@
             </w:tcMar>
           </w:tcPr>
           <w:p>
-            <w:pPr>
-              <w:spacing w:after="0"/>
-              <w:jc w:val="left"/>
-            </w:pPr>
-            <w:r>
-              <w:rPr>
-                <w:rFonts w:ascii="Calibri" w:hAnsi="Calibri" w:eastAsia="Microsoft YaHei"/>
-                <w:b w:val="0"/>
-                <w:i w:val="0"/>
-                <w:color w:val="1F2937"/>
-                <w:sz w:val="16"/>
-              </w:rPr>
+            <w:r>
               <w:t>单次模型调用文本数；不得超过容器上限</w:t>
             </w:r>
           </w:p>
@@ -13884,84 +13582,62 @@
         <w:tc>
           <w:tcPr>
             <w:tcW w:type="dxa" w:w="3400"/>
-            <w:vAlign w:val="center"/>
-            <w:tcMar>
-              <w:top w:w="90" w:type="dxa"/>
-              <w:start w:w="120" w:type="dxa"/>
-              <w:bottom w:w="90" w:type="dxa"/>
-              <w:end w:w="120" w:type="dxa"/>
-            </w:tcMar>
-          </w:tcPr>
-          <w:p>
-            <w:pPr>
-              <w:spacing w:after="0"/>
-              <w:jc w:val="left"/>
-            </w:pPr>
-            <w:r>
-              <w:rPr>
-                <w:rFonts w:ascii="Calibri" w:hAnsi="Calibri" w:eastAsia="Microsoft YaHei"/>
-                <w:b w:val="0"/>
-                <w:i w:val="0"/>
-                <w:color w:val="1F2937"/>
-                <w:sz w:val="16"/>
-              </w:rPr>
-              <w:t>SEARCH_STRONG_MATCH_MIN_MARGIN</w:t>
+          </w:tcPr>
+          <w:p>
+            <w:r>
+              <w:t>IMPORT_MAX_TOTAL_SAMPLES</w:t>
             </w:r>
           </w:p>
         </w:tc>
         <w:tc>
           <w:tcPr>
             <w:tcW w:type="dxa" w:w="2500"/>
-            <w:vAlign w:val="center"/>
-            <w:tcMar>
-              <w:top w:w="90" w:type="dxa"/>
-              <w:start w:w="120" w:type="dxa"/>
-              <w:bottom w:w="90" w:type="dxa"/>
-              <w:end w:w="120" w:type="dxa"/>
-            </w:tcMar>
-          </w:tcPr>
-          <w:p>
-            <w:pPr>
-              <w:spacing w:after="0"/>
-              <w:jc w:val="left"/>
-            </w:pPr>
-            <w:r>
-              <w:rPr>
-                <w:rFonts w:ascii="Calibri" w:hAnsi="Calibri" w:eastAsia="Microsoft YaHei"/>
-                <w:b w:val="0"/>
-                <w:i w:val="0"/>
-                <w:color w:val="1F2937"/>
-                <w:sz w:val="16"/>
-              </w:rPr>
-              <w:t>0.05</w:t>
+          </w:tcPr>
+          <w:p>
+            <w:r>
+              <w:t>10000</w:t>
             </w:r>
           </w:p>
         </w:tc>
         <w:tc>
           <w:tcPr>
             <w:tcW w:type="dxa" w:w="3460"/>
-            <w:vAlign w:val="center"/>
-            <w:tcMar>
-              <w:top w:w="90" w:type="dxa"/>
-              <w:start w:w="120" w:type="dxa"/>
-              <w:bottom w:w="90" w:type="dxa"/>
-              <w:end w:w="120" w:type="dxa"/>
-            </w:tcMar>
-          </w:tcPr>
-          <w:p>
-            <w:pPr>
-              <w:spacing w:after="0"/>
-              <w:jc w:val="left"/>
-            </w:pPr>
-            <w:r>
-              <w:rPr>
-                <w:rFonts w:ascii="Calibri" w:hAnsi="Calibri" w:eastAsia="Microsoft YaHei"/>
-                <w:b w:val="0"/>
-                <w:i w:val="0"/>
-                <w:color w:val="1F2937"/>
-                <w:sz w:val="16"/>
-              </w:rPr>
-              <w:t>第一名领先第二名的最小差值</w:t>
+          </w:tcPr>
+          <w:p>
+            <w:r>
+              <w:t>第一版历史物理记录总数上限</w:t>
+            </w:r>
+          </w:p>
+        </w:tc>
+      </w:tr>
+      <w:tr>
+        <w:tc>
+          <w:tcPr>
+            <w:tcW w:type="dxa" w:w="3400"/>
+          </w:tcPr>
+          <w:p>
+            <w:r>
+              <w:t>SEARCH_MAX_PARAGRAPH_LENGTH</w:t>
+            </w:r>
+          </w:p>
+        </w:tc>
+        <w:tc>
+          <w:tcPr>
+            <w:tcW w:type="dxa" w:w="2500"/>
+          </w:tcPr>
+          <w:p>
+            <w:r>
+              <w:t>480</w:t>
+            </w:r>
+          </w:p>
+        </w:tc>
+        <w:tc>
+          <w:tcPr>
+            <w:tcW w:type="dxa" w:w="3460"/>
+          </w:tcPr>
+          <w:p>
+            <w:r>
+              <w:t>规范化段落最大字符数；容器须关闭自动截断</w:t>
             </w:r>
           </w:p>
         </w:tc>
@@ -15216,14 +14892,7 @@
         <w:pStyle w:val="ListBullet"/>
       </w:pPr>
       <w:r>
-        <w:rPr>
-          <w:rFonts w:ascii="Calibri" w:hAnsi="Calibri" w:eastAsia="Microsoft YaHei"/>
-          <w:b w:val="0"/>
-          <w:i w:val="0"/>
-          <w:color w:val="1F2937"/>
-          <w:sz w:val="22"/>
-        </w:rPr>
-        <w:t>模型升级后重新生成全部历史向量，不混用不同模型版本。</w:t>
+        <w:t>模型升级后使用原历史Excel全量重新导入，系统更新原行向量和MODEL_VERSION；不得混用不同模型版本。</w:t>
       </w:r>
     </w:p>
     <w:p>
@@ -15246,14 +14915,7 @@
         <w:pStyle w:val="ListBullet"/>
       </w:pPr>
       <w:r>
-        <w:rPr>
-          <w:rFonts w:ascii="Calibri" w:hAnsi="Calibri" w:eastAsia="Microsoft YaHei"/>
-          <w:b w:val="0"/>
-          <w:i w:val="0"/>
-          <w:color w:val="1F2937"/>
-          <w:sz w:val="22"/>
-        </w:rPr>
-        <w:t>基于实际测试集调整0.60、0.55、0.80和0.05等阈值，不以少量个案直接调参。</w:t>
+        <w:t>基于实际测试集调整0.60、0.55和0.80等阈值，不以少量个案直接调参。</w:t>
       </w:r>
     </w:p>
     <w:p>
@@ -15261,13 +14923,6 @@
         <w:pStyle w:val="ListBullet"/>
       </w:pPr>
       <w:r>
-        <w:rPr>
-          <w:rFonts w:ascii="Calibri" w:hAnsi="Calibri" w:eastAsia="Microsoft YaHei"/>
-          <w:b w:val="0"/>
-          <w:i w:val="0"/>
-          <w:color w:val="1F2937"/>
-          <w:sz w:val="22"/>
-        </w:rPr>
         <w:t>生产监控模型调用耗时、HTTP 422/5xx、导入失败率、索引DEGRADED及sampleCount异常。</w:t>
       </w:r>
     </w:p>

--- a/docs/合同段落变更类型识别服务接口调用说明.docx
+++ b/docs/合同段落变更类型识别服务接口调用说明.docx
@@ -63,6 +63,9 @@
         <w:gridCol w:w="7160"/>
       </w:tblGrid>
       <w:tr>
+        <w:trPr>
+          <w:tblHeader/>
+        </w:trPr>
         <w:tc>
           <w:tcPr>
             <w:tcW w:type="dxa" w:w="2200"/>
@@ -77,13 +80,6 @@
           </w:tcPr>
           <w:p>
             <w:r>
-              <w:rPr>
-                <w:rFonts w:ascii="Calibri" w:hAnsi="Calibri" w:eastAsia="Microsoft YaHei"/>
-                <w:b/>
-                <w:i w:val="0"/>
-                <w:color w:val="1F4D78"/>
-                <w:sz w:val="20"/>
-              </w:rPr>
               <w:t>文档版本</w:t>
             </w:r>
           </w:p>
@@ -101,14 +97,7 @@
           </w:tcPr>
           <w:p>
             <w:r>
-              <w:rPr>
-                <w:rFonts w:ascii="Calibri" w:hAnsi="Calibri" w:eastAsia="Microsoft YaHei"/>
-                <w:b w:val="0"/>
-                <w:i w:val="0"/>
-                <w:color w:val="1F2937"/>
-                <w:sz w:val="20"/>
-              </w:rPr>
-              <w:t>V1.0</w:t>
+              <w:t>V1.1</w:t>
             </w:r>
           </w:p>
         </w:tc>
@@ -128,13 +117,6 @@
           </w:tcPr>
           <w:p>
             <w:r>
-              <w:rPr>
-                <w:rFonts w:ascii="Calibri" w:hAnsi="Calibri" w:eastAsia="Microsoft YaHei"/>
-                <w:b/>
-                <w:i w:val="0"/>
-                <w:color w:val="1F4D78"/>
-                <w:sz w:val="20"/>
-              </w:rPr>
               <w:t>编制日期</w:t>
             </w:r>
           </w:p>
@@ -152,14 +134,7 @@
           </w:tcPr>
           <w:p>
             <w:r>
-              <w:rPr>
-                <w:rFonts w:ascii="Calibri" w:hAnsi="Calibri" w:eastAsia="Microsoft YaHei"/>
-                <w:b w:val="0"/>
-                <w:i w:val="0"/>
-                <w:color w:val="1F2937"/>
-                <w:sz w:val="20"/>
-              </w:rPr>
-              <w:t>2026年8月12日</w:t>
+              <w:t>2026年8月24日</w:t>
             </w:r>
           </w:p>
         </w:tc>
@@ -230,13 +205,6 @@
           </w:tcPr>
           <w:p>
             <w:r>
-              <w:rPr>
-                <w:rFonts w:ascii="Calibri" w:hAnsi="Calibri" w:eastAsia="Microsoft YaHei"/>
-                <w:b/>
-                <w:i w:val="0"/>
-                <w:color w:val="1F4D78"/>
-                <w:sz w:val="20"/>
-              </w:rPr>
               <w:t>技术栈</w:t>
             </w:r>
           </w:p>
@@ -254,14 +222,7 @@
           </w:tcPr>
           <w:p>
             <w:r>
-              <w:rPr>
-                <w:rFonts w:ascii="Calibri" w:hAnsi="Calibri" w:eastAsia="Microsoft YaHei"/>
-                <w:b w:val="0"/>
-                <w:i w:val="0"/>
-                <w:color w:val="1F2937"/>
-                <w:sz w:val="20"/>
-              </w:rPr>
-              <w:t>Java 8 / Spring Boot 2.1.5 / Oracle / Hugging Face Embedding</w:t>
+              <w:t>Java 8 / Spring Boot 2.1.5 / Oracle / 内网统一Embedding网关</w:t>
             </w:r>
           </w:p>
         </w:tc>
@@ -1101,7 +1062,7 @@
           <w:color w:val="1F2937"/>
           <w:sz w:val="22"/>
         </w:rPr>
-        <w:t>调用内网Embedding模型生成向量，并将历史向量加载到JVM内存索引。</w:t>
+        <w:t>调用公司内网统一Embedding网关生成向量，并将历史向量加载到JVM内存索引。</w:t>
       </w:r>
     </w:p>
     <w:p>
@@ -1339,19 +1300,8 @@
             </w:tcMar>
           </w:tcPr>
           <w:p>
-            <w:pPr>
-              <w:spacing w:after="0"/>
-              <w:jc w:val="left"/>
-            </w:pPr>
-            <w:r>
-              <w:rPr>
-                <w:rFonts w:ascii="Calibri" w:hAnsi="Calibri" w:eastAsia="Microsoft YaHei"/>
-                <w:b w:val="0"/>
-                <w:i w:val="0"/>
-                <w:color w:val="1F2937"/>
-                <w:sz w:val="18"/>
-              </w:rPr>
-              <w:t>Embedding容器</w:t>
+            <w:r>
+              <w:t>统一Embedding网关</w:t>
             </w:r>
           </w:p>
         </w:tc>
@@ -1367,19 +1317,8 @@
             </w:tcMar>
           </w:tcPr>
           <w:p>
-            <w:pPr>
-              <w:spacing w:after="0"/>
-              <w:jc w:val="left"/>
-            </w:pPr>
-            <w:r>
-              <w:rPr>
-                <w:rFonts w:ascii="Calibri" w:hAnsi="Calibri" w:eastAsia="Microsoft YaHei"/>
-                <w:b w:val="0"/>
-                <w:i w:val="0"/>
-                <w:color w:val="1F2937"/>
-                <w:sz w:val="18"/>
-              </w:rPr>
-              <w:t>POST /embed可用，输出维度与Java配置一致</w:t>
+            <w:r>
+              <w:t>完整接口URL、API Key、模型名称、模型版本和向量维度均已由平台确认</w:t>
             </w:r>
           </w:p>
         </w:tc>
@@ -1395,19 +1334,8 @@
             </w:tcMar>
           </w:tcPr>
           <w:p>
-            <w:pPr>
-              <w:spacing w:after="0"/>
-              <w:jc w:val="left"/>
-            </w:pPr>
-            <w:r>
-              <w:rPr>
-                <w:rFonts w:ascii="Calibri" w:hAnsi="Calibri" w:eastAsia="Microsoft YaHei"/>
-                <w:b w:val="0"/>
-                <w:i w:val="0"/>
-                <w:color w:val="1F2937"/>
-                <w:sz w:val="18"/>
-              </w:rPr>
-              <w:t>导入和非精确预测失败</w:t>
+            <w:r>
+              <w:t>导入和非精确预测失败；关键配置缺失时应用启动失败</w:t>
             </w:r>
           </w:p>
         </w:tc>
@@ -1425,18 +1353,7 @@
             </w:tcMar>
           </w:tcPr>
           <w:p>
-            <w:pPr>
-              <w:spacing w:after="0"/>
-              <w:jc w:val="left"/>
-            </w:pPr>
-            <w:r>
-              <w:rPr>
-                <w:rFonts w:ascii="Calibri" w:hAnsi="Calibri" w:eastAsia="Microsoft YaHei"/>
-                <w:b w:val="0"/>
-                <w:i w:val="0"/>
-                <w:color w:val="1F2937"/>
-                <w:sz w:val="18"/>
-              </w:rPr>
+            <w:r>
               <w:t>模型版本</w:t>
             </w:r>
           </w:p>
@@ -1453,19 +1370,8 @@
             </w:tcMar>
           </w:tcPr>
           <w:p>
-            <w:pPr>
-              <w:spacing w:after="0"/>
-              <w:jc w:val="left"/>
-            </w:pPr>
-            <w:r>
-              <w:rPr>
-                <w:rFonts w:ascii="Calibri" w:hAnsi="Calibri" w:eastAsia="Microsoft YaHei"/>
-                <w:b w:val="0"/>
-                <w:i w:val="0"/>
-                <w:color w:val="1F2937"/>
-                <w:sz w:val="18"/>
-              </w:rPr>
-              <w:t>历史向量与当前MODEL_VERSION一致</w:t>
+            <w:r>
+              <w:t>历史向量与当前MODEL_VERSION及VECTOR_DIM一致</w:t>
             </w:r>
           </w:p>
         </w:tc>
@@ -1481,18 +1387,7 @@
             </w:tcMar>
           </w:tcPr>
           <w:p>
-            <w:pPr>
-              <w:spacing w:after="0"/>
-              <w:jc w:val="left"/>
-            </w:pPr>
-            <w:r>
-              <w:rPr>
-                <w:rFonts w:ascii="Calibri" w:hAnsi="Calibri" w:eastAsia="Microsoft YaHei"/>
-                <w:b w:val="0"/>
-                <w:i w:val="0"/>
-                <w:color w:val="1F2937"/>
-                <w:sz w:val="18"/>
-              </w:rPr>
+            <w:r>
               <w:t>旧模型数据不会进入当前索引</w:t>
             </w:r>
           </w:p>
@@ -1999,6 +1894,34 @@
     </w:p>
     <w:p>
       <w:pPr>
+        <w:pStyle w:val="Heading2"/>
+      </w:pPr>
+      <w:r>
+        <w:t>1.4 统一Embedding网关调用约定</w:t>
+      </w:r>
+    </w:p>
+    <w:p>
+      <w:r>
+        <w:t>Java服务通过平台确认的完整Embedding URL调用统一模型网关，不拼接路径，也不再部署Hugging Face、Python服务或模型Docker容器。</w:t>
+      </w:r>
+    </w:p>
+    <w:p>
+      <w:r>
+        <w:t>网关请求使用Authorization: Bearer &lt;API Key&gt;和user_id请求头；请求体为{"model":"模型名称","input":"合同段落"}，响应向量读取data[].embedding。</w:t>
+      </w:r>
+    </w:p>
+    <w:p>
+      <w:r>
+        <w:t>API Key只从服务端安全配置读取，不接收或转发业务接口Authorization。模型名称、版本和维度没有代码默认值，平台未确认前不能部署。</w:t>
+      </w:r>
+    </w:p>
+    <w:p>
+      <w:r>
+        <w:t>批量能力尚未确认时EMBEDDING_BATCH_SIZE保持为1；平台确认input数组和单批上限后，只修改环境变量即可。</w:t>
+      </w:r>
+    </w:p>
+    <w:p>
+      <w:pPr>
         <w:pStyle w:val="Heading1"/>
       </w:pPr>
       <w:r>
@@ -2303,18 +2226,7 @@
             </w:tcMar>
           </w:tcPr>
           <w:p>
-            <w:pPr>
-              <w:spacing w:after="0"/>
-              <w:jc w:val="left"/>
-            </w:pPr>
-            <w:r>
-              <w:rPr>
-                <w:rFonts w:ascii="Calibri" w:hAnsi="Calibri" w:eastAsia="Microsoft YaHei"/>
-                <w:b w:val="0"/>
-                <w:i w:val="0"/>
-                <w:color w:val="1F2937"/>
-                <w:sz w:val="18"/>
-              </w:rPr>
+            <w:r>
               <w:t>Authorization</w:t>
             </w:r>
           </w:p>
@@ -2331,18 +2243,7 @@
             </w:tcMar>
           </w:tcPr>
           <w:p>
-            <w:pPr>
-              <w:spacing w:after="0"/>
-              <w:jc w:val="center"/>
-            </w:pPr>
-            <w:r>
-              <w:rPr>
-                <w:rFonts w:ascii="Calibri" w:hAnsi="Calibri" w:eastAsia="Microsoft YaHei"/>
-                <w:b w:val="0"/>
-                <w:i w:val="0"/>
-                <w:color w:val="1F2937"/>
-                <w:sz w:val="18"/>
-              </w:rPr>
+            <w:r>
               <w:t>视集成环境</w:t>
             </w:r>
           </w:p>
@@ -2359,19 +2260,8 @@
             </w:tcMar>
           </w:tcPr>
           <w:p>
-            <w:pPr>
-              <w:spacing w:after="0"/>
-              <w:jc w:val="left"/>
-            </w:pPr>
-            <w:r>
-              <w:rPr>
-                <w:rFonts w:ascii="Calibri" w:hAnsi="Calibri" w:eastAsia="Microsoft YaHei"/>
-                <w:b w:val="0"/>
-                <w:i w:val="0"/>
-                <w:color w:val="1F2937"/>
-                <w:sz w:val="18"/>
-              </w:rPr>
-              <w:t>本模块未内置鉴权；若接入网关或统一权限系统，按其要求传递</w:t>
+            <w:r>
+              <w:t>业务接口鉴权令牌不会转发给模型平台；模型平台使用服务端API Key</w:t>
             </w:r>
           </w:p>
         </w:tc>
@@ -2389,19 +2279,8 @@
             </w:tcMar>
           </w:tcPr>
           <w:p>
-            <w:pPr>
-              <w:spacing w:after="0"/>
-              <w:jc w:val="left"/>
-            </w:pPr>
-            <w:r>
-              <w:rPr>
-                <w:rFonts w:ascii="Calibri" w:hAnsi="Calibri" w:eastAsia="Microsoft YaHei"/>
-                <w:b w:val="0"/>
-                <w:i w:val="0"/>
-                <w:color w:val="1F2937"/>
-                <w:sz w:val="18"/>
-              </w:rPr>
-              <w:t>Trace-Id等</w:t>
+            <w:r>
+              <w:t>user_id</w:t>
             </w:r>
           </w:p>
         </w:tc>
@@ -2417,19 +2296,8 @@
             </w:tcMar>
           </w:tcPr>
           <w:p>
-            <w:pPr>
-              <w:spacing w:after="0"/>
-              <w:jc w:val="center"/>
-            </w:pPr>
-            <w:r>
-              <w:rPr>
-                <w:rFonts w:ascii="Calibri" w:hAnsi="Calibri" w:eastAsia="Microsoft YaHei"/>
-                <w:b w:val="0"/>
-                <w:i w:val="0"/>
-                <w:color w:val="1F2937"/>
-                <w:sz w:val="18"/>
-              </w:rPr>
-              <w:t>视集成环境</w:t>
+            <w:r>
+              <w:t>导入/预测必需</w:t>
             </w:r>
           </w:p>
         </w:tc>
@@ -2445,18 +2313,39 @@
             </w:tcMar>
           </w:tcPr>
           <w:p>
-            <w:pPr>
-              <w:spacing w:after="0"/>
-              <w:jc w:val="left"/>
-            </w:pPr>
-            <w:r>
-              <w:rPr>
-                <w:rFonts w:ascii="Calibri" w:hAnsi="Calibri" w:eastAsia="Microsoft YaHei"/>
-                <w:b w:val="0"/>
-                <w:i w:val="0"/>
-                <w:color w:val="1F2937"/>
-                <w:sz w:val="18"/>
-              </w:rPr>
+            <w:r>
+              <w:t>实际操作人工号；只透传模型平台审计，不写库、不记录日志；反向代理必须允许并转发下划线请求头</w:t>
+            </w:r>
+          </w:p>
+        </w:tc>
+      </w:tr>
+      <w:tr>
+        <w:tc>
+          <w:tcPr>
+            <w:tcW w:type="dxa" w:w="2200"/>
+          </w:tcPr>
+          <w:p>
+            <w:r>
+              <w:t>Trace-Id等</w:t>
+            </w:r>
+          </w:p>
+        </w:tc>
+        <w:tc>
+          <w:tcPr>
+            <w:tcW w:type="dxa" w:w="1600"/>
+          </w:tcPr>
+          <w:p>
+            <w:r>
+              <w:t>视集成环境</w:t>
+            </w:r>
+          </w:p>
+        </w:tc>
+        <w:tc>
+          <w:tcPr>
+            <w:tcW w:type="dxa" w:w="5560"/>
+          </w:tcPr>
+          <w:p>
+            <w:r>
               <w:t>由网关或现有系统链路追踪规范决定</w:t>
             </w:r>
           </w:p>
@@ -3528,6 +3417,28 @@
                 <w:sz w:val="18"/>
               </w:rPr>
               <w:t>同步；请求会等待解析、向量化、入库和索引刷新全部完成</w:t>
+            </w:r>
+          </w:p>
+        </w:tc>
+      </w:tr>
+      <w:tr>
+        <w:tc>
+          <w:tcPr>
+            <w:tcW w:type="dxa" w:w="1900"/>
+          </w:tcPr>
+          <w:p>
+            <w:r>
+              <w:t>请求头</w:t>
+            </w:r>
+          </w:p>
+        </w:tc>
+        <w:tc>
+          <w:tcPr>
+            <w:tcW w:type="dxa" w:w="7460"/>
+          </w:tcPr>
+          <w:p>
+            <w:r>
+              <w:t>user_id：实际操作人工号，必填</w:t>
             </w:r>
           </w:p>
         </w:tc>
@@ -3864,13 +3775,16 @@
           <w:color w:val="273142"/>
           <w:sz w:val="17"/>
         </w:rPr>
-        <w:t xml:space="preserve">  -F "file=@D:/data/合同历史段落.xlsx"</w:t>
+        <w:t xml:space="preserve">  -H "user_id: employee-001" \</w:t>
       </w:r>
     </w:p>
     <w:p>
       <w:pPr>
         <w:spacing w:after="80"/>
       </w:pPr>
+      <w:r>
+        <w:t xml:space="preserve">  -F "file=@D:/data/合同历史段落.xlsx"</w:t>
+      </w:r>
     </w:p>
     <w:p>
       <w:r>
@@ -4998,7 +4912,7 @@
         <w:pStyle w:val="ListNumber"/>
       </w:pPr>
       <w:r>
-        <w:t>将全部待新增或待更新段落按batch-size分批调用Embedding容器。</w:t>
+        <w:t>将全部待新增或待更新段落按batch-size分批调用统一Embedding网关。</w:t>
       </w:r>
     </w:p>
     <w:p>
@@ -5041,7 +4955,7 @@
           <w:color w:val="7A5A00"/>
           <w:sz w:val="22"/>
         </w:rPr>
-        <w:t xml:space="preserve">同步等待  </w:t>
+        <w:t>同步等待  导入接口不是异步任务。默认逐条调用模型网关，1000条数据可能等待较长时间，并受浏览器、业务网关或Nginx超时影响。平台确认批量能力后可通过配置提高批量大小。</w:t>
       </w:r>
       <w:r>
         <w:rPr>
@@ -5051,7 +4965,6 @@
           <w:color w:val="1F2937"/>
           <w:sz w:val="22"/>
         </w:rPr>
-        <w:t>导入接口不是异步任务。1000条数据在CPU模型上可能等待数分钟，并可能受浏览器、网关或Nginx超时影响。第一版建议按100～200条拆分文件，或依据生产压测调整。</w:t>
       </w:r>
     </w:p>
     <w:p>
@@ -5064,7 +4977,7 @@
         </w:pBdr>
       </w:pPr>
       <w:r>
-        <w:t>批量限制  Java默认EMBEDDING_BATCH_SIZE=4，必须小于或等于模型容器的MAX_CLIENT_BATCH_SIZE。若Java批量超过容器限制，将返回HTTP 422。</w:t>
+        <w:t>批量限制  EMBEDDING_BATCH_SIZE默认1。只有平台确认模型支持input数组及单批上限后才允许调大；超过网关限制通常会返回HTTP 400或422。</w:t>
       </w:r>
     </w:p>
     <w:p>
@@ -5440,11 +5353,36 @@
           </w:p>
         </w:tc>
       </w:tr>
+      <w:tr>
+        <w:tc>
+          <w:tcPr>
+            <w:tcW w:type="dxa" w:w="1900"/>
+          </w:tcPr>
+          <w:p>
+            <w:r>
+              <w:t>请求头</w:t>
+            </w:r>
+          </w:p>
+        </w:tc>
+        <w:tc>
+          <w:tcPr>
+            <w:tcW w:type="dxa" w:w="7460"/>
+          </w:tcPr>
+          <w:p>
+            <w:r>
+              <w:t>user_id：实际操作人工号，必填</w:t>
+            </w:r>
+          </w:p>
+        </w:tc>
+      </w:tr>
     </w:tbl>
     <w:p>
       <w:pPr>
         <w:spacing w:after="40"/>
       </w:pPr>
+      <w:r>
+        <w:t>调用该接口必须携带user_id请求头，值为实际操作人工号。</w:t>
+      </w:r>
     </w:p>
     <w:p>
       <w:pPr>
@@ -5764,7 +5702,7 @@
         </w:pBdr>
       </w:pPr>
       <w:r>
-        <w:t>长文本说明  BGE Base最多支持512 Token，本项目将规范化段落限制为480字符，并要求模型容器AUTO_TRUNCATE=false。若段落混合多个主题，即使未超过长度也可能造成类型混杂，建议上游按条款或语义段落切分。</w:t>
+        <w:t>长文本说明  480字符是当前业务上限，不等同于新模型Token上限。服务明确拒绝超长段落且不自动截断，避免丢失金额、比例、否定词和权利义务；平台确认上下文长度后可调整配置。若段落混合多个主题，建议上游按条款或语义段落切分。</w:t>
       </w:r>
     </w:p>
     <w:p>
@@ -7730,7 +7668,7 @@
           <w:color w:val="273142"/>
           <w:sz w:val="17"/>
         </w:rPr>
-        <w:t xml:space="preserve">    "modelVersion": "bge-base-zh-768-v1",</w:t>
+        <w:t xml:space="preserve">    "modelVersion": "embedding-model-v1",</w:t>
       </w:r>
     </w:p>
     <w:p>
@@ -8008,7 +7946,7 @@
           <w:color w:val="273142"/>
           <w:sz w:val="17"/>
         </w:rPr>
-        <w:t xml:space="preserve">    "modelVersion": "bge-base-zh-768-v1",</w:t>
+        <w:t xml:space="preserve">    "modelVersion": "embedding-model-v1",</w:t>
       </w:r>
     </w:p>
     <w:p>
@@ -8444,7 +8382,7 @@
           <w:color w:val="273142"/>
           <w:sz w:val="17"/>
         </w:rPr>
-        <w:t xml:space="preserve">  "modelVersion": "bge-base-zh-768-v1",</w:t>
+        <w:t xml:space="preserve">  "modelVersion": "embedding-model-v1",</w:t>
       </w:r>
     </w:p>
     <w:p>
@@ -9233,7 +9171,7 @@
           <w:color w:val="273142"/>
           <w:sz w:val="17"/>
         </w:rPr>
-        <w:t xml:space="preserve">    "modelVersion": "bge-base-zh-768-v1",</w:t>
+        <w:t xml:space="preserve">    "modelVersion": "embedding-model-v1",</w:t>
       </w:r>
     </w:p>
     <w:p>
@@ -10289,6 +10227,7 @@
       <w:pPr>
         <w:spacing w:after="40"/>
       </w:pPr>
+      <w:r/>
     </w:p>
     <w:p>
       <w:pPr>
@@ -10348,7 +10287,7 @@
           <w:color w:val="1F2937"/>
           <w:sz w:val="22"/>
         </w:rPr>
-        <w:t>未精确命中时，调用同一Embedding模型生成768维向量并执行L2归一化。</w:t>
+        <w:t>未精确命中时，调用统一Embedding网关生成配置维度的向量，并在Java侧执行L2归一化。</w:t>
       </w:r>
     </w:p>
     <w:p>
@@ -11271,18 +11210,7 @@
             </w:tcMar>
           </w:tcPr>
           <w:p>
-            <w:pPr>
-              <w:spacing w:after="0"/>
-              <w:jc w:val="center"/>
-            </w:pPr>
-            <w:r>
-              <w:rPr>
-                <w:rFonts w:ascii="Calibri" w:hAnsi="Calibri" w:eastAsia="Microsoft YaHei"/>
-                <w:b w:val="0"/>
-                <w:i w:val="0"/>
-                <w:color w:val="1F2937"/>
-                <w:sz w:val="18"/>
-              </w:rPr>
+            <w:r>
               <w:t>503</w:t>
             </w:r>
           </w:p>
@@ -11299,19 +11227,8 @@
             </w:tcMar>
           </w:tcPr>
           <w:p>
-            <w:pPr>
-              <w:spacing w:after="0"/>
-              <w:jc w:val="left"/>
-            </w:pPr>
-            <w:r>
-              <w:rPr>
-                <w:rFonts w:ascii="Calibri" w:hAnsi="Calibri" w:eastAsia="Microsoft YaHei"/>
-                <w:b w:val="0"/>
-                <w:i w:val="0"/>
-                <w:color w:val="1F2937"/>
-                <w:sz w:val="18"/>
-              </w:rPr>
-              <w:t>Embedding连接失败、超时、4xx/5xx、维度或响应格式异常</w:t>
+            <w:r>
+              <w:t>Embedding网关连接/超时、4xx/5xx、限流、维度或响应格式异常</w:t>
             </w:r>
           </w:p>
         </w:tc>
@@ -11327,19 +11244,8 @@
             </w:tcMar>
           </w:tcPr>
           <w:p>
-            <w:pPr>
-              <w:spacing w:after="0"/>
-              <w:jc w:val="left"/>
-            </w:pPr>
-            <w:r>
-              <w:rPr>
-                <w:rFonts w:ascii="Calibri" w:hAnsi="Calibri" w:eastAsia="Microsoft YaHei"/>
-                <w:b w:val="0"/>
-                <w:i w:val="0"/>
-                <w:color w:val="1F2937"/>
-                <w:sz w:val="18"/>
-              </w:rPr>
-              <w:t>检查容器、模型、批量和维度配置</w:t>
+            <w:r>
+              <w:t>根据错误信息检查URL、API Key、权限、模型名、输入、批量和维度</w:t>
             </w:r>
           </w:p>
         </w:tc>
@@ -11435,6 +11341,7 @@
       <w:pPr>
         <w:spacing w:after="40"/>
       </w:pPr>
+      <w:r/>
     </w:p>
     <w:p>
       <w:pPr>
@@ -11734,19 +11641,8 @@
             </w:tcMar>
           </w:tcPr>
           <w:p>
-            <w:pPr>
-              <w:spacing w:after="0"/>
-              <w:jc w:val="left"/>
-            </w:pPr>
-            <w:r>
-              <w:rPr>
-                <w:rFonts w:ascii="Calibri" w:hAnsi="Calibri" w:eastAsia="Microsoft YaHei"/>
-                <w:b w:val="0"/>
-                <w:i w:val="0"/>
-                <w:color w:val="1F2937"/>
-                <w:sz w:val="17"/>
-              </w:rPr>
-              <w:t>HTTP 422: batch size 8 &gt; maximum 4</w:t>
+            <w:r>
+              <w:t>HTTP 400/422：请求被拒绝</w:t>
             </w:r>
           </w:p>
         </w:tc>
@@ -11762,19 +11658,8 @@
             </w:tcMar>
           </w:tcPr>
           <w:p>
-            <w:pPr>
-              <w:spacing w:after="0"/>
-              <w:jc w:val="left"/>
-            </w:pPr>
-            <w:r>
-              <w:rPr>
-                <w:rFonts w:ascii="Calibri" w:hAnsi="Calibri" w:eastAsia="Microsoft YaHei"/>
-                <w:b w:val="0"/>
-                <w:i w:val="0"/>
-                <w:color w:val="1F2937"/>
-                <w:sz w:val="17"/>
-              </w:rPr>
-              <w:t>Java批量大于模型容器上限</w:t>
+            <w:r>
+              <w:t>请求格式、文本长度或批量参数不符合模型网关要求</w:t>
             </w:r>
           </w:p>
         </w:tc>
@@ -11790,19 +11675,8 @@
             </w:tcMar>
           </w:tcPr>
           <w:p>
-            <w:pPr>
-              <w:spacing w:after="0"/>
-              <w:jc w:val="left"/>
-            </w:pPr>
-            <w:r>
-              <w:rPr>
-                <w:rFonts w:ascii="Calibri" w:hAnsi="Calibri" w:eastAsia="Microsoft YaHei"/>
-                <w:b w:val="0"/>
-                <w:i w:val="0"/>
-                <w:color w:val="1F2937"/>
-                <w:sz w:val="17"/>
-              </w:rPr>
-              <w:t>将EMBEDDING_BATCH_SIZE改为4，或提高容器MAX_CLIENT_BATCH_SIZE</w:t>
+            <w:r>
+              <w:t>默认将EMBEDDING_BATCH_SIZE设为1；向平台确认输入和批量限制</w:t>
             </w:r>
           </w:p>
         </w:tc>
@@ -11820,19 +11694,8 @@
             </w:tcMar>
           </w:tcPr>
           <w:p>
-            <w:pPr>
-              <w:spacing w:after="0"/>
-              <w:jc w:val="left"/>
-            </w:pPr>
-            <w:r>
-              <w:rPr>
-                <w:rFonts w:ascii="Calibri" w:hAnsi="Calibri" w:eastAsia="Microsoft YaHei"/>
-                <w:b w:val="0"/>
-                <w:i w:val="0"/>
-                <w:color w:val="1F2937"/>
-                <w:sz w:val="17"/>
-              </w:rPr>
-              <w:t>Embedding向量维度不是768</w:t>
+            <w:r>
+              <w:t>Embedding向量维度不一致</w:t>
             </w:r>
           </w:p>
         </w:tc>
@@ -11848,19 +11711,8 @@
             </w:tcMar>
           </w:tcPr>
           <w:p>
-            <w:pPr>
-              <w:spacing w:after="0"/>
-              <w:jc w:val="left"/>
-            </w:pPr>
-            <w:r>
-              <w:rPr>
-                <w:rFonts w:ascii="Calibri" w:hAnsi="Calibri" w:eastAsia="Microsoft YaHei"/>
-                <w:b w:val="0"/>
-                <w:i w:val="0"/>
-                <w:color w:val="1F2937"/>
-                <w:sz w:val="17"/>
-              </w:rPr>
-              <w:t>模型输出维度与Java配置不一致</w:t>
+            <w:r>
+              <w:t>模型实际输出维度与Java配置不一致</w:t>
             </w:r>
           </w:p>
         </w:tc>
@@ -11876,19 +11728,8 @@
             </w:tcMar>
           </w:tcPr>
           <w:p>
-            <w:pPr>
-              <w:spacing w:after="0"/>
-              <w:jc w:val="left"/>
-            </w:pPr>
-            <w:r>
-              <w:rPr>
-                <w:rFonts w:ascii="Calibri" w:hAnsi="Calibri" w:eastAsia="Microsoft YaHei"/>
-                <w:b w:val="0"/>
-                <w:i w:val="0"/>
-                <w:color w:val="1F2937"/>
-                <w:sz w:val="17"/>
-              </w:rPr>
-              <w:t>统一模型、输出维度、数据库VECTOR_DIM和Java配置</w:t>
+            <w:r>
+              <w:t>使用平台确认维度，并统一VECTOR_DIM和EMBEDDING_DIMENSION</w:t>
             </w:r>
           </w:p>
         </w:tc>
@@ -12164,18 +12005,7 @@
             </w:tcMar>
           </w:tcPr>
           <w:p>
-            <w:pPr>
-              <w:spacing w:after="0"/>
-              <w:jc w:val="left"/>
-            </w:pPr>
-            <w:r>
-              <w:rPr>
-                <w:rFonts w:ascii="Calibri" w:hAnsi="Calibri" w:eastAsia="Microsoft YaHei"/>
-                <w:b w:val="0"/>
-                <w:i w:val="0"/>
-                <w:color w:val="1F2937"/>
-                <w:sz w:val="17"/>
-              </w:rPr>
+            <w:r>
               <w:t>请求耗时很长</w:t>
             </w:r>
           </w:p>
@@ -12192,19 +12022,8 @@
             </w:tcMar>
           </w:tcPr>
           <w:p>
-            <w:pPr>
-              <w:spacing w:after="0"/>
-              <w:jc w:val="left"/>
-            </w:pPr>
-            <w:r>
-              <w:rPr>
-                <w:rFonts w:ascii="Calibri" w:hAnsi="Calibri" w:eastAsia="Microsoft YaHei"/>
-                <w:b w:val="0"/>
-                <w:i w:val="0"/>
-                <w:color w:val="1F2937"/>
-                <w:sz w:val="17"/>
-              </w:rPr>
-              <w:t>CPU首次推理、批次多或长文本</w:t>
+            <w:r>
+              <w:t>默认逐条网关调用、批次多或长文本</w:t>
             </w:r>
           </w:p>
         </w:tc>
@@ -12220,19 +12039,8 @@
             </w:tcMar>
           </w:tcPr>
           <w:p>
-            <w:pPr>
-              <w:spacing w:after="0"/>
-              <w:jc w:val="left"/>
-            </w:pPr>
-            <w:r>
-              <w:rPr>
-                <w:rFonts w:ascii="Calibri" w:hAnsi="Calibri" w:eastAsia="Microsoft YaHei"/>
-                <w:b w:val="0"/>
-                <w:i w:val="0"/>
-                <w:color w:val="1F2937"/>
-                <w:sz w:val="17"/>
-              </w:rPr>
-              <w:t>模型预热、拆分Excel、压测batch-size及网关超时</w:t>
+            <w:r>
+              <w:t>确认平台批量能力、拆分Excel并调整调用链超时</w:t>
             </w:r>
           </w:p>
         </w:tc>
@@ -12242,6 +12050,7 @@
       <w:pPr>
         <w:spacing w:after="40"/>
       </w:pPr>
+      <w:r/>
     </w:p>
     <w:p>
       <w:pPr>
@@ -12256,7 +12065,7 @@
         <w:pStyle w:val="ListNumber"/>
       </w:pPr>
       <w:r>
-        <w:t>确认Oracle脚本已执行，Embedding容器AUTO_TRUNCATE=false且最大客户端批量不少于4，Java服务和Embedding容器均已启动。</w:t>
+        <w:t>确认Oracle脚本已执行；确认测试网络可访问10.63.36.231:80，并取得平台确认的完整Embedding URL、API Key、模型名称、版本、维度和输入限制。</w:t>
       </w:r>
     </w:p>
     <w:p>
@@ -12271,7 +12080,7 @@
           <w:color w:val="1F2937"/>
           <w:sz w:val="22"/>
         </w:rPr>
-        <w:t>访问Actuator健康检查，确认整体健康；单独调用模型/health确认容器可用。</w:t>
+        <w:t>使用平台测试环境完成一条Embedding请求，确认data[].embedding数量和维度正确；Actuator不主动调用模型推理接口。</w:t>
       </w:r>
     </w:p>
     <w:p>
@@ -12294,7 +12103,7 @@
           <w:color w:val="1F2937"/>
           <w:sz w:val="22"/>
         </w:rPr>
-        <w:t>准备2～10条格式正确的Excel，调用导入接口并确认success=true、indexReloaded=true。</w:t>
+        <w:t>准备2～10条格式正确的Excel，携带user_id调用导入接口，确认success=true、indexReloaded=true。</w:t>
       </w:r>
     </w:p>
     <w:p>
@@ -12324,7 +12133,7 @@
           <w:color w:val="1F2937"/>
           <w:sz w:val="22"/>
         </w:rPr>
-        <w:t>用完全相同的历史段落调用/predict，验证EXACT。</w:t>
+        <w:t>携带user_id，用完全相同的历史段落调用/predict，验证EXACT且不会额外调用模型。</w:t>
       </w:r>
     </w:p>
     <w:p>
@@ -12339,7 +12148,7 @@
           <w:color w:val="1F2937"/>
           <w:sz w:val="22"/>
         </w:rPr>
-        <w:t>对历史段落改写后调用/predict，验证SEMANTIC、references、score和level。</w:t>
+        <w:t>携带user_id，对历史段落改写后调用/predict，验证SEMANTIC、references、score和level。</w:t>
       </w:r>
     </w:p>
     <w:p>
@@ -12369,7 +12178,7 @@
           <w:color w:val="1F2937"/>
           <w:sz w:val="22"/>
         </w:rPr>
-        <w:t>进行100～1000条导入压测，依据CPU、模型和网关设置确定生产批量及超时。</w:t>
+        <w:t>进行100～1000条同步导入压测；批量未确认时保持为1，确认平台数组上限后再调整批量及调用链超时。</w:t>
       </w:r>
     </w:p>
     <w:p>
@@ -12407,7 +12216,7 @@
           <w:color w:val="1F2937"/>
           <w:sz w:val="22"/>
         </w:rPr>
-        <w:t>预测请求Body选择raw/JSON，导入请求Body选择form-data并使用file类型。</w:t>
+        <w:t>预测和导入请求都必须填写user_id；预测Body选择raw/JSON，导入Body选择form-data并使用file类型。</w:t>
       </w:r>
     </w:p>
     <w:p>
@@ -12452,7 +12261,7 @@
           <w:color w:val="1F2937"/>
           <w:sz w:val="22"/>
         </w:rPr>
-        <w:t>不要在日志或截图中泄露完整合同正文、数据库密码和Authorization令牌。</w:t>
+        <w:t>不要在日志、截图、代码或Git中泄露完整合同正文、数据库密码、API Key、user_id或Authorization令牌。</w:t>
       </w:r>
     </w:p>
     <w:p>
@@ -12572,27 +12381,9 @@
         <w:tc>
           <w:tcPr>
             <w:tcW w:type="dxa" w:w="3400"/>
-            <w:vAlign w:val="center"/>
-            <w:tcMar>
-              <w:top w:w="90" w:type="dxa"/>
-              <w:start w:w="120" w:type="dxa"/>
-              <w:bottom w:w="90" w:type="dxa"/>
-              <w:end w:w="120" w:type="dxa"/>
-            </w:tcMar>
-          </w:tcPr>
-          <w:p>
-            <w:pPr>
-              <w:spacing w:after="0"/>
-              <w:jc w:val="left"/>
-            </w:pPr>
-            <w:r>
-              <w:rPr>
-                <w:rFonts w:ascii="Calibri" w:hAnsi="Calibri" w:eastAsia="Microsoft YaHei"/>
-                <w:b w:val="0"/>
-                <w:i w:val="0"/>
-                <w:color w:val="1F2937"/>
-                <w:sz w:val="16"/>
-              </w:rPr>
+          </w:tcPr>
+          <w:p>
+            <w:r>
               <w:t>SERVER_PORT</w:t>
             </w:r>
           </w:p>
@@ -12600,27 +12391,9 @@
         <w:tc>
           <w:tcPr>
             <w:tcW w:type="dxa" w:w="2500"/>
-            <w:vAlign w:val="center"/>
-            <w:tcMar>
-              <w:top w:w="90" w:type="dxa"/>
-              <w:start w:w="120" w:type="dxa"/>
-              <w:bottom w:w="90" w:type="dxa"/>
-              <w:end w:w="120" w:type="dxa"/>
-            </w:tcMar>
-          </w:tcPr>
-          <w:p>
-            <w:pPr>
-              <w:spacing w:after="0"/>
-              <w:jc w:val="left"/>
-            </w:pPr>
-            <w:r>
-              <w:rPr>
-                <w:rFonts w:ascii="Calibri" w:hAnsi="Calibri" w:eastAsia="Microsoft YaHei"/>
-                <w:b w:val="0"/>
-                <w:i w:val="0"/>
-                <w:color w:val="1F2937"/>
-                <w:sz w:val="16"/>
-              </w:rPr>
+          </w:tcPr>
+          <w:p>
+            <w:r>
               <w:t>8080</w:t>
             </w:r>
           </w:p>
@@ -12628,27 +12401,9 @@
         <w:tc>
           <w:tcPr>
             <w:tcW w:type="dxa" w:w="3460"/>
-            <w:vAlign w:val="center"/>
-            <w:tcMar>
-              <w:top w:w="90" w:type="dxa"/>
-              <w:start w:w="120" w:type="dxa"/>
-              <w:bottom w:w="90" w:type="dxa"/>
-              <w:end w:w="120" w:type="dxa"/>
-            </w:tcMar>
-          </w:tcPr>
-          <w:p>
-            <w:pPr>
-              <w:spacing w:after="0"/>
-              <w:jc w:val="left"/>
-            </w:pPr>
-            <w:r>
-              <w:rPr>
-                <w:rFonts w:ascii="Calibri" w:hAnsi="Calibri" w:eastAsia="Microsoft YaHei"/>
-                <w:b w:val="0"/>
-                <w:i w:val="0"/>
-                <w:color w:val="1F2937"/>
-                <w:sz w:val="16"/>
-              </w:rPr>
+          </w:tcPr>
+          <w:p>
+            <w:r>
               <w:t>Java服务端口</w:t>
             </w:r>
           </w:p>
@@ -12658,27 +12413,9 @@
         <w:tc>
           <w:tcPr>
             <w:tcW w:type="dxa" w:w="3400"/>
-            <w:vAlign w:val="center"/>
-            <w:tcMar>
-              <w:top w:w="90" w:type="dxa"/>
-              <w:start w:w="120" w:type="dxa"/>
-              <w:bottom w:w="90" w:type="dxa"/>
-              <w:end w:w="120" w:type="dxa"/>
-            </w:tcMar>
-          </w:tcPr>
-          <w:p>
-            <w:pPr>
-              <w:spacing w:after="0"/>
-              <w:jc w:val="left"/>
-            </w:pPr>
-            <w:r>
-              <w:rPr>
-                <w:rFonts w:ascii="Calibri" w:hAnsi="Calibri" w:eastAsia="Microsoft YaHei"/>
-                <w:b w:val="0"/>
-                <w:i w:val="0"/>
-                <w:color w:val="1F2937"/>
-                <w:sz w:val="16"/>
-              </w:rPr>
+          </w:tcPr>
+          <w:p>
+            <w:r>
               <w:t>ORACLE_URL/USERNAME/PASSWORD</w:t>
             </w:r>
           </w:p>
@@ -12686,27 +12423,9 @@
         <w:tc>
           <w:tcPr>
             <w:tcW w:type="dxa" w:w="2500"/>
-            <w:vAlign w:val="center"/>
-            <w:tcMar>
-              <w:top w:w="90" w:type="dxa"/>
-              <w:start w:w="120" w:type="dxa"/>
-              <w:bottom w:w="90" w:type="dxa"/>
-              <w:end w:w="120" w:type="dxa"/>
-            </w:tcMar>
-          </w:tcPr>
-          <w:p>
-            <w:pPr>
-              <w:spacing w:after="0"/>
-              <w:jc w:val="left"/>
-            </w:pPr>
-            <w:r>
-              <w:rPr>
-                <w:rFonts w:ascii="Calibri" w:hAnsi="Calibri" w:eastAsia="Microsoft YaHei"/>
-                <w:b w:val="0"/>
-                <w:i w:val="0"/>
-                <w:color w:val="1F2937"/>
-                <w:sz w:val="16"/>
-              </w:rPr>
+          </w:tcPr>
+          <w:p>
+            <w:r>
               <w:t>开发占位</w:t>
             </w:r>
           </w:p>
@@ -12714,27 +12433,9 @@
         <w:tc>
           <w:tcPr>
             <w:tcW w:type="dxa" w:w="3460"/>
-            <w:vAlign w:val="center"/>
-            <w:tcMar>
-              <w:top w:w="90" w:type="dxa"/>
-              <w:start w:w="120" w:type="dxa"/>
-              <w:bottom w:w="90" w:type="dxa"/>
-              <w:end w:w="120" w:type="dxa"/>
-            </w:tcMar>
-          </w:tcPr>
-          <w:p>
-            <w:pPr>
-              <w:spacing w:after="0"/>
-              <w:jc w:val="left"/>
-            </w:pPr>
-            <w:r>
-              <w:rPr>
-                <w:rFonts w:ascii="Calibri" w:hAnsi="Calibri" w:eastAsia="Microsoft YaHei"/>
-                <w:b w:val="0"/>
-                <w:i w:val="0"/>
-                <w:color w:val="1F2937"/>
-                <w:sz w:val="16"/>
-              </w:rPr>
+          </w:tcPr>
+          <w:p>
+            <w:r>
               <w:t>Oracle连接</w:t>
             </w:r>
           </w:p>
@@ -12744,27 +12445,9 @@
         <w:tc>
           <w:tcPr>
             <w:tcW w:type="dxa" w:w="3400"/>
-            <w:vAlign w:val="center"/>
-            <w:tcMar>
-              <w:top w:w="90" w:type="dxa"/>
-              <w:start w:w="120" w:type="dxa"/>
-              <w:bottom w:w="90" w:type="dxa"/>
-              <w:end w:w="120" w:type="dxa"/>
-            </w:tcMar>
-          </w:tcPr>
-          <w:p>
-            <w:pPr>
-              <w:spacing w:after="0"/>
-              <w:jc w:val="left"/>
-            </w:pPr>
-            <w:r>
-              <w:rPr>
-                <w:rFonts w:ascii="Calibri" w:hAnsi="Calibri" w:eastAsia="Microsoft YaHei"/>
-                <w:b w:val="0"/>
-                <w:i w:val="0"/>
-                <w:color w:val="1F2937"/>
-                <w:sz w:val="16"/>
-              </w:rPr>
+          </w:tcPr>
+          <w:p>
+            <w:r>
               <w:t>EMBEDDING_URL</w:t>
             </w:r>
           </w:p>
@@ -12772,56 +12455,20 @@
         <w:tc>
           <w:tcPr>
             <w:tcW w:type="dxa" w:w="2500"/>
-            <w:vAlign w:val="center"/>
-            <w:tcMar>
-              <w:top w:w="90" w:type="dxa"/>
-              <w:start w:w="120" w:type="dxa"/>
-              <w:bottom w:w="90" w:type="dxa"/>
-              <w:end w:w="120" w:type="dxa"/>
-            </w:tcMar>
-          </w:tcPr>
-          <w:p>
-            <w:pPr>
-              <w:spacing w:after="0"/>
-              <w:jc w:val="left"/>
-            </w:pPr>
-            <w:r>
-              <w:rPr>
-                <w:rFonts w:ascii="Calibri" w:hAnsi="Calibri" w:eastAsia="Microsoft YaHei"/>
-                <w:b w:val="0"/>
-                <w:i w:val="0"/>
-                <w:color w:val="1F2937"/>
-                <w:sz w:val="16"/>
-              </w:rPr>
-              <w:t>http://127.0.0.1:8081/embed</w:t>
+          </w:tcPr>
+          <w:p>
+            <w:r>
+              <w:t>无</w:t>
             </w:r>
           </w:p>
         </w:tc>
         <w:tc>
           <w:tcPr>
             <w:tcW w:type="dxa" w:w="3460"/>
-            <w:vAlign w:val="center"/>
-            <w:tcMar>
-              <w:top w:w="90" w:type="dxa"/>
-              <w:start w:w="120" w:type="dxa"/>
-              <w:bottom w:w="90" w:type="dxa"/>
-              <w:end w:w="120" w:type="dxa"/>
-            </w:tcMar>
-          </w:tcPr>
-          <w:p>
-            <w:pPr>
-              <w:spacing w:after="0"/>
-              <w:jc w:val="left"/>
-            </w:pPr>
-            <w:r>
-              <w:rPr>
-                <w:rFonts w:ascii="Calibri" w:hAnsi="Calibri" w:eastAsia="Microsoft YaHei"/>
-                <w:b w:val="0"/>
-                <w:i w:val="0"/>
-                <w:color w:val="1F2937"/>
-                <w:sz w:val="16"/>
-              </w:rPr>
-              <w:t>模型批量向量接口</w:t>
+          </w:tcPr>
+          <w:p>
+            <w:r>
+              <w:t>平台确认的完整Embedding接口地址</w:t>
             </w:r>
           </w:p>
         </w:tc>
@@ -12830,84 +12477,30 @@
         <w:tc>
           <w:tcPr>
             <w:tcW w:type="dxa" w:w="3400"/>
-            <w:vAlign w:val="center"/>
-            <w:tcMar>
-              <w:top w:w="90" w:type="dxa"/>
-              <w:start w:w="120" w:type="dxa"/>
-              <w:bottom w:w="90" w:type="dxa"/>
-              <w:end w:w="120" w:type="dxa"/>
-            </w:tcMar>
-          </w:tcPr>
-          <w:p>
-            <w:pPr>
-              <w:spacing w:after="0"/>
-              <w:jc w:val="left"/>
-            </w:pPr>
-            <w:r>
-              <w:rPr>
-                <w:rFonts w:ascii="Calibri" w:hAnsi="Calibri" w:eastAsia="Microsoft YaHei"/>
-                <w:b w:val="0"/>
-                <w:i w:val="0"/>
-                <w:color w:val="1F2937"/>
-                <w:sz w:val="16"/>
-              </w:rPr>
-              <w:t>EMBEDDING_MODEL_VERSION</w:t>
+          </w:tcPr>
+          <w:p>
+            <w:r>
+              <w:t>EMBEDDING_API_KEY</w:t>
             </w:r>
           </w:p>
         </w:tc>
         <w:tc>
           <w:tcPr>
             <w:tcW w:type="dxa" w:w="2500"/>
-            <w:vAlign w:val="center"/>
-            <w:tcMar>
-              <w:top w:w="90" w:type="dxa"/>
-              <w:start w:w="120" w:type="dxa"/>
-              <w:bottom w:w="90" w:type="dxa"/>
-              <w:end w:w="120" w:type="dxa"/>
-            </w:tcMar>
-          </w:tcPr>
-          <w:p>
-            <w:pPr>
-              <w:spacing w:after="0"/>
-              <w:jc w:val="left"/>
-            </w:pPr>
-            <w:r>
-              <w:rPr>
-                <w:rFonts w:ascii="Calibri" w:hAnsi="Calibri" w:eastAsia="Microsoft YaHei"/>
-                <w:b w:val="0"/>
-                <w:i w:val="0"/>
-                <w:color w:val="1F2937"/>
-                <w:sz w:val="16"/>
-              </w:rPr>
-              <w:t>bge-base-zh-768-v1</w:t>
+          </w:tcPr>
+          <w:p>
+            <w:r>
+              <w:t>无</w:t>
             </w:r>
           </w:p>
         </w:tc>
         <w:tc>
           <w:tcPr>
             <w:tcW w:type="dxa" w:w="3460"/>
-            <w:vAlign w:val="center"/>
-            <w:tcMar>
-              <w:top w:w="90" w:type="dxa"/>
-              <w:start w:w="120" w:type="dxa"/>
-              <w:bottom w:w="90" w:type="dxa"/>
-              <w:end w:w="120" w:type="dxa"/>
-            </w:tcMar>
-          </w:tcPr>
-          <w:p>
-            <w:pPr>
-              <w:spacing w:after="0"/>
-              <w:jc w:val="left"/>
-            </w:pPr>
-            <w:r>
-              <w:rPr>
-                <w:rFonts w:ascii="Calibri" w:hAnsi="Calibri" w:eastAsia="Microsoft YaHei"/>
-                <w:b w:val="0"/>
-                <w:i w:val="0"/>
-                <w:color w:val="1F2937"/>
-                <w:sz w:val="16"/>
-              </w:rPr>
-              <w:t>数据隔离和模型版本标识</w:t>
+          </w:tcPr>
+          <w:p>
+            <w:r>
+              <w:t>模型平台密钥；禁止提交Git或输出日志</w:t>
             </w:r>
           </w:p>
         </w:tc>
@@ -12916,84 +12509,30 @@
         <w:tc>
           <w:tcPr>
             <w:tcW w:type="dxa" w:w="3400"/>
-            <w:vAlign w:val="center"/>
-            <w:tcMar>
-              <w:top w:w="90" w:type="dxa"/>
-              <w:start w:w="120" w:type="dxa"/>
-              <w:bottom w:w="90" w:type="dxa"/>
-              <w:end w:w="120" w:type="dxa"/>
-            </w:tcMar>
-          </w:tcPr>
-          <w:p>
-            <w:pPr>
-              <w:spacing w:after="0"/>
-              <w:jc w:val="left"/>
-            </w:pPr>
-            <w:r>
-              <w:rPr>
-                <w:rFonts w:ascii="Calibri" w:hAnsi="Calibri" w:eastAsia="Microsoft YaHei"/>
-                <w:b w:val="0"/>
-                <w:i w:val="0"/>
-                <w:color w:val="1F2937"/>
-                <w:sz w:val="16"/>
-              </w:rPr>
-              <w:t>EMBEDDING_DIMENSION</w:t>
+          </w:tcPr>
+          <w:p>
+            <w:r>
+              <w:t>EMBEDDING_MODEL_NAME</w:t>
             </w:r>
           </w:p>
         </w:tc>
         <w:tc>
           <w:tcPr>
             <w:tcW w:type="dxa" w:w="2500"/>
-            <w:vAlign w:val="center"/>
-            <w:tcMar>
-              <w:top w:w="90" w:type="dxa"/>
-              <w:start w:w="120" w:type="dxa"/>
-              <w:bottom w:w="90" w:type="dxa"/>
-              <w:end w:w="120" w:type="dxa"/>
-            </w:tcMar>
-          </w:tcPr>
-          <w:p>
-            <w:pPr>
-              <w:spacing w:after="0"/>
-              <w:jc w:val="left"/>
-            </w:pPr>
-            <w:r>
-              <w:rPr>
-                <w:rFonts w:ascii="Calibri" w:hAnsi="Calibri" w:eastAsia="Microsoft YaHei"/>
-                <w:b w:val="0"/>
-                <w:i w:val="0"/>
-                <w:color w:val="1F2937"/>
-                <w:sz w:val="16"/>
-              </w:rPr>
-              <w:t>768</w:t>
+          </w:tcPr>
+          <w:p>
+            <w:r>
+              <w:t>无</w:t>
             </w:r>
           </w:p>
         </w:tc>
         <w:tc>
           <w:tcPr>
             <w:tcW w:type="dxa" w:w="3460"/>
-            <w:vAlign w:val="center"/>
-            <w:tcMar>
-              <w:top w:w="90" w:type="dxa"/>
-              <w:start w:w="120" w:type="dxa"/>
-              <w:bottom w:w="90" w:type="dxa"/>
-              <w:end w:w="120" w:type="dxa"/>
-            </w:tcMar>
-          </w:tcPr>
-          <w:p>
-            <w:pPr>
-              <w:spacing w:after="0"/>
-              <w:jc w:val="left"/>
-            </w:pPr>
-            <w:r>
-              <w:rPr>
-                <w:rFonts w:ascii="Calibri" w:hAnsi="Calibri" w:eastAsia="Microsoft YaHei"/>
-                <w:b w:val="0"/>
-                <w:i w:val="0"/>
-                <w:color w:val="1F2937"/>
-                <w:sz w:val="16"/>
-              </w:rPr>
-              <w:t>模型输出和BLOB解码维度</w:t>
+          </w:tcPr>
+          <w:p>
+            <w:r>
+              <w:t>请求体model字段</w:t>
             </w:r>
           </w:p>
         </w:tc>
@@ -13002,62 +12541,30 @@
         <w:tc>
           <w:tcPr>
             <w:tcW w:type="dxa" w:w="3400"/>
-            <w:vAlign w:val="center"/>
-            <w:tcMar>
-              <w:top w:w="90" w:type="dxa"/>
-              <w:start w:w="120" w:type="dxa"/>
-              <w:bottom w:w="90" w:type="dxa"/>
-              <w:end w:w="120" w:type="dxa"/>
-            </w:tcMar>
-          </w:tcPr>
-          <w:p>
-            <w:pPr>
-              <w:spacing w:after="0"/>
-              <w:jc w:val="left"/>
-            </w:pPr>
-            <w:r>
-              <w:rPr>
-                <w:rFonts w:ascii="Calibri" w:hAnsi="Calibri" w:eastAsia="Microsoft YaHei"/>
-                <w:b w:val="0"/>
-                <w:i w:val="0"/>
-                <w:color w:val="1F2937"/>
-                <w:sz w:val="16"/>
-              </w:rPr>
-              <w:t>EMBEDDING_BATCH_SIZE</w:t>
+          </w:tcPr>
+          <w:p>
+            <w:r>
+              <w:t>EMBEDDING_MODEL_VERSION</w:t>
             </w:r>
           </w:p>
         </w:tc>
         <w:tc>
           <w:tcPr>
             <w:tcW w:type="dxa" w:w="2500"/>
-            <w:vAlign w:val="center"/>
-            <w:tcMar>
-              <w:top w:w="90" w:type="dxa"/>
-              <w:start w:w="120" w:type="dxa"/>
-              <w:bottom w:w="90" w:type="dxa"/>
-              <w:end w:w="120" w:type="dxa"/>
-            </w:tcMar>
-          </w:tcPr>
-          <w:p>
-            <w:r>
-              <w:t>4</w:t>
+          </w:tcPr>
+          <w:p>
+            <w:r>
+              <w:t>无</w:t>
             </w:r>
           </w:p>
         </w:tc>
         <w:tc>
           <w:tcPr>
             <w:tcW w:type="dxa" w:w="3460"/>
-            <w:vAlign w:val="center"/>
-            <w:tcMar>
-              <w:top w:w="90" w:type="dxa"/>
-              <w:start w:w="120" w:type="dxa"/>
-              <w:bottom w:w="90" w:type="dxa"/>
-              <w:end w:w="120" w:type="dxa"/>
-            </w:tcMar>
-          </w:tcPr>
-          <w:p>
-            <w:r>
-              <w:t>单次模型调用文本数；不得超过容器上限</w:t>
+          </w:tcPr>
+          <w:p>
+            <w:r>
+              <w:t>数据隔离和向量兼容版本</w:t>
             </w:r>
           </w:p>
         </w:tc>
@@ -13066,84 +12573,30 @@
         <w:tc>
           <w:tcPr>
             <w:tcW w:type="dxa" w:w="3400"/>
-            <w:vAlign w:val="center"/>
-            <w:tcMar>
-              <w:top w:w="90" w:type="dxa"/>
-              <w:start w:w="120" w:type="dxa"/>
-              <w:bottom w:w="90" w:type="dxa"/>
-              <w:end w:w="120" w:type="dxa"/>
-            </w:tcMar>
-          </w:tcPr>
-          <w:p>
-            <w:pPr>
-              <w:spacing w:after="0"/>
-              <w:jc w:val="left"/>
-            </w:pPr>
-            <w:r>
-              <w:rPr>
-                <w:rFonts w:ascii="Calibri" w:hAnsi="Calibri" w:eastAsia="Microsoft YaHei"/>
-                <w:b w:val="0"/>
-                <w:i w:val="0"/>
-                <w:color w:val="1F2937"/>
-                <w:sz w:val="16"/>
-              </w:rPr>
-              <w:t>IMPORT_MAX_ROWS</w:t>
+          </w:tcPr>
+          <w:p>
+            <w:r>
+              <w:t>EMBEDDING_DIMENSION</w:t>
             </w:r>
           </w:p>
         </w:tc>
         <w:tc>
           <w:tcPr>
             <w:tcW w:type="dxa" w:w="2500"/>
-            <w:vAlign w:val="center"/>
-            <w:tcMar>
-              <w:top w:w="90" w:type="dxa"/>
-              <w:start w:w="120" w:type="dxa"/>
-              <w:bottom w:w="90" w:type="dxa"/>
-              <w:end w:w="120" w:type="dxa"/>
-            </w:tcMar>
-          </w:tcPr>
-          <w:p>
-            <w:pPr>
-              <w:spacing w:after="0"/>
-              <w:jc w:val="left"/>
-            </w:pPr>
-            <w:r>
-              <w:rPr>
-                <w:rFonts w:ascii="Calibri" w:hAnsi="Calibri" w:eastAsia="Microsoft YaHei"/>
-                <w:b w:val="0"/>
-                <w:i w:val="0"/>
-                <w:color w:val="1F2937"/>
-                <w:sz w:val="16"/>
-              </w:rPr>
-              <w:t>1000</w:t>
+          </w:tcPr>
+          <w:p>
+            <w:r>
+              <w:t>无</w:t>
             </w:r>
           </w:p>
         </w:tc>
         <w:tc>
           <w:tcPr>
             <w:tcW w:type="dxa" w:w="3460"/>
-            <w:vAlign w:val="center"/>
-            <w:tcMar>
-              <w:top w:w="90" w:type="dxa"/>
-              <w:start w:w="120" w:type="dxa"/>
-              <w:bottom w:w="90" w:type="dxa"/>
-              <w:end w:w="120" w:type="dxa"/>
-            </w:tcMar>
-          </w:tcPr>
-          <w:p>
-            <w:pPr>
-              <w:spacing w:after="0"/>
-              <w:jc w:val="left"/>
-            </w:pPr>
-            <w:r>
-              <w:rPr>
-                <w:rFonts w:ascii="Calibri" w:hAnsi="Calibri" w:eastAsia="Microsoft YaHei"/>
-                <w:b w:val="0"/>
-                <w:i w:val="0"/>
-                <w:color w:val="1F2937"/>
-                <w:sz w:val="16"/>
-              </w:rPr>
-              <w:t>单个Excel最大非空行数</w:t>
+          </w:tcPr>
+          <w:p>
+            <w:r>
+              <w:t>平台确认的实际向量维度</w:t>
             </w:r>
           </w:p>
         </w:tc>
@@ -13152,84 +12605,30 @@
         <w:tc>
           <w:tcPr>
             <w:tcW w:type="dxa" w:w="3400"/>
-            <w:vAlign w:val="center"/>
-            <w:tcMar>
-              <w:top w:w="90" w:type="dxa"/>
-              <w:start w:w="120" w:type="dxa"/>
-              <w:bottom w:w="90" w:type="dxa"/>
-              <w:end w:w="120" w:type="dxa"/>
-            </w:tcMar>
-          </w:tcPr>
-          <w:p>
-            <w:pPr>
-              <w:spacing w:after="0"/>
-              <w:jc w:val="left"/>
-            </w:pPr>
-            <w:r>
-              <w:rPr>
-                <w:rFonts w:ascii="Calibri" w:hAnsi="Calibri" w:eastAsia="Microsoft YaHei"/>
-                <w:b w:val="0"/>
-                <w:i w:val="0"/>
-                <w:color w:val="1F2937"/>
-                <w:sz w:val="16"/>
-              </w:rPr>
-              <w:t>SEARCH_MIN_SIMILARITY</w:t>
+          </w:tcPr>
+          <w:p>
+            <w:r>
+              <w:t>EMBEDDING_BATCH_SIZE</w:t>
             </w:r>
           </w:p>
         </w:tc>
         <w:tc>
           <w:tcPr>
             <w:tcW w:type="dxa" w:w="2500"/>
-            <w:vAlign w:val="center"/>
-            <w:tcMar>
-              <w:top w:w="90" w:type="dxa"/>
-              <w:start w:w="120" w:type="dxa"/>
-              <w:bottom w:w="90" w:type="dxa"/>
-              <w:end w:w="120" w:type="dxa"/>
-            </w:tcMar>
-          </w:tcPr>
-          <w:p>
-            <w:pPr>
-              <w:spacing w:after="0"/>
-              <w:jc w:val="left"/>
-            </w:pPr>
-            <w:r>
-              <w:rPr>
-                <w:rFonts w:ascii="Calibri" w:hAnsi="Calibri" w:eastAsia="Microsoft YaHei"/>
-                <w:b w:val="0"/>
-                <w:i w:val="0"/>
-                <w:color w:val="1F2937"/>
-                <w:sz w:val="16"/>
-              </w:rPr>
-              <w:t>0.60</w:t>
+          </w:tcPr>
+          <w:p>
+            <w:r>
+              <w:t>1</w:t>
             </w:r>
           </w:p>
         </w:tc>
         <w:tc>
           <w:tcPr>
             <w:tcW w:type="dxa" w:w="3460"/>
-            <w:vAlign w:val="center"/>
-            <w:tcMar>
-              <w:top w:w="90" w:type="dxa"/>
-              <w:start w:w="120" w:type="dxa"/>
-              <w:bottom w:w="90" w:type="dxa"/>
-              <w:end w:w="120" w:type="dxa"/>
-            </w:tcMar>
-          </w:tcPr>
-          <w:p>
-            <w:pPr>
-              <w:spacing w:after="0"/>
-              <w:jc w:val="left"/>
-            </w:pPr>
-            <w:r>
-              <w:rPr>
-                <w:rFonts w:ascii="Calibri" w:hAnsi="Calibri" w:eastAsia="Microsoft YaHei"/>
-                <w:b w:val="0"/>
-                <w:i w:val="0"/>
-                <w:color w:val="1F2937"/>
-                <w:sz w:val="16"/>
-              </w:rPr>
-              <w:t>历史样本进入召回的最低相似度</w:t>
+          </w:tcPr>
+          <w:p>
+            <w:r>
+              <w:t>单次网关调用文本数；确认平台上限后再调大</w:t>
             </w:r>
           </w:p>
         </w:tc>
@@ -13238,84 +12637,30 @@
         <w:tc>
           <w:tcPr>
             <w:tcW w:type="dxa" w:w="3400"/>
-            <w:vAlign w:val="center"/>
-            <w:tcMar>
-              <w:top w:w="90" w:type="dxa"/>
-              <w:start w:w="120" w:type="dxa"/>
-              <w:bottom w:w="90" w:type="dxa"/>
-              <w:end w:w="120" w:type="dxa"/>
-            </w:tcMar>
-          </w:tcPr>
-          <w:p>
-            <w:pPr>
-              <w:spacing w:after="0"/>
-              <w:jc w:val="left"/>
-            </w:pPr>
-            <w:r>
-              <w:rPr>
-                <w:rFonts w:ascii="Calibri" w:hAnsi="Calibri" w:eastAsia="Microsoft YaHei"/>
-                <w:b w:val="0"/>
-                <w:i w:val="0"/>
-                <w:color w:val="1F2937"/>
-                <w:sz w:val="16"/>
-              </w:rPr>
-              <w:t>SEARCH_CANDIDATE_THRESHOLD</w:t>
+          </w:tcPr>
+          <w:p>
+            <w:r>
+              <w:t>IMPORT_MAX_ROWS</w:t>
             </w:r>
           </w:p>
         </w:tc>
         <w:tc>
           <w:tcPr>
             <w:tcW w:type="dxa" w:w="2500"/>
-            <w:vAlign w:val="center"/>
-            <w:tcMar>
-              <w:top w:w="90" w:type="dxa"/>
-              <w:start w:w="120" w:type="dxa"/>
-              <w:bottom w:w="90" w:type="dxa"/>
-              <w:end w:w="120" w:type="dxa"/>
-            </w:tcMar>
-          </w:tcPr>
-          <w:p>
-            <w:pPr>
-              <w:spacing w:after="0"/>
-              <w:jc w:val="left"/>
-            </w:pPr>
-            <w:r>
-              <w:rPr>
-                <w:rFonts w:ascii="Calibri" w:hAnsi="Calibri" w:eastAsia="Microsoft YaHei"/>
-                <w:b w:val="0"/>
-                <w:i w:val="0"/>
-                <w:color w:val="1F2937"/>
-                <w:sz w:val="16"/>
-              </w:rPr>
-              <w:t>0.55</w:t>
+          </w:tcPr>
+          <w:p>
+            <w:r>
+              <w:t>1000</w:t>
             </w:r>
           </w:p>
         </w:tc>
         <w:tc>
           <w:tcPr>
             <w:tcW w:type="dxa" w:w="3460"/>
-            <w:vAlign w:val="center"/>
-            <w:tcMar>
-              <w:top w:w="90" w:type="dxa"/>
-              <w:start w:w="120" w:type="dxa"/>
-              <w:bottom w:w="90" w:type="dxa"/>
-              <w:end w:w="120" w:type="dxa"/>
-            </w:tcMar>
-          </w:tcPr>
-          <w:p>
-            <w:pPr>
-              <w:spacing w:after="0"/>
-              <w:jc w:val="left"/>
-            </w:pPr>
-            <w:r>
-              <w:rPr>
-                <w:rFonts w:ascii="Calibri" w:hAnsi="Calibri" w:eastAsia="Microsoft YaHei"/>
-                <w:b w:val="0"/>
-                <w:i w:val="0"/>
-                <w:color w:val="1F2937"/>
-                <w:sz w:val="16"/>
-              </w:rPr>
-              <w:t>类型可返回的最低投票得分</w:t>
+          </w:tcPr>
+          <w:p>
+            <w:r>
+              <w:t>单个Excel最大非空行数</w:t>
             </w:r>
           </w:p>
         </w:tc>
@@ -13324,84 +12669,30 @@
         <w:tc>
           <w:tcPr>
             <w:tcW w:type="dxa" w:w="3400"/>
-            <w:vAlign w:val="center"/>
-            <w:tcMar>
-              <w:top w:w="90" w:type="dxa"/>
-              <w:start w:w="120" w:type="dxa"/>
-              <w:bottom w:w="90" w:type="dxa"/>
-              <w:end w:w="120" w:type="dxa"/>
-            </w:tcMar>
-          </w:tcPr>
-          <w:p>
-            <w:pPr>
-              <w:spacing w:after="0"/>
-              <w:jc w:val="left"/>
-            </w:pPr>
-            <w:r>
-              <w:rPr>
-                <w:rFonts w:ascii="Calibri" w:hAnsi="Calibri" w:eastAsia="Microsoft YaHei"/>
-                <w:b w:val="0"/>
-                <w:i w:val="0"/>
-                <w:color w:val="1F2937"/>
-                <w:sz w:val="16"/>
-              </w:rPr>
-              <w:t>SEARCH_HIGH_THRESHOLD</w:t>
+          </w:tcPr>
+          <w:p>
+            <w:r>
+              <w:t>IMPORT_MAX_TOTAL_SAMPLES</w:t>
             </w:r>
           </w:p>
         </w:tc>
         <w:tc>
           <w:tcPr>
             <w:tcW w:type="dxa" w:w="2500"/>
-            <w:vAlign w:val="center"/>
-            <w:tcMar>
-              <w:top w:w="90" w:type="dxa"/>
-              <w:start w:w="120" w:type="dxa"/>
-              <w:bottom w:w="90" w:type="dxa"/>
-              <w:end w:w="120" w:type="dxa"/>
-            </w:tcMar>
-          </w:tcPr>
-          <w:p>
-            <w:pPr>
-              <w:spacing w:after="0"/>
-              <w:jc w:val="left"/>
-            </w:pPr>
-            <w:r>
-              <w:rPr>
-                <w:rFonts w:ascii="Calibri" w:hAnsi="Calibri" w:eastAsia="Microsoft YaHei"/>
-                <w:b w:val="0"/>
-                <w:i w:val="0"/>
-                <w:color w:val="1F2937"/>
-                <w:sz w:val="16"/>
-              </w:rPr>
-              <w:t>0.80</w:t>
+          </w:tcPr>
+          <w:p>
+            <w:r>
+              <w:t>10000</w:t>
             </w:r>
           </w:p>
         </w:tc>
         <w:tc>
           <w:tcPr>
             <w:tcW w:type="dxa" w:w="3460"/>
-            <w:vAlign w:val="center"/>
-            <w:tcMar>
-              <w:top w:w="90" w:type="dxa"/>
-              <w:start w:w="120" w:type="dxa"/>
-              <w:bottom w:w="90" w:type="dxa"/>
-              <w:end w:w="120" w:type="dxa"/>
-            </w:tcMar>
-          </w:tcPr>
-          <w:p>
-            <w:pPr>
-              <w:spacing w:after="0"/>
-              <w:jc w:val="left"/>
-            </w:pPr>
-            <w:r>
-              <w:rPr>
-                <w:rFonts w:ascii="Calibri" w:hAnsi="Calibri" w:eastAsia="Microsoft YaHei"/>
-                <w:b w:val="0"/>
-                <w:i w:val="0"/>
-                <w:color w:val="1F2937"/>
-                <w:sz w:val="16"/>
-              </w:rPr>
-              <w:t>高可信类型得分阈值</w:t>
+          </w:tcPr>
+          <w:p>
+            <w:r>
+              <w:t>第一版历史样本总数上限</w:t>
             </w:r>
           </w:p>
         </w:tc>
@@ -13410,84 +12701,30 @@
         <w:tc>
           <w:tcPr>
             <w:tcW w:type="dxa" w:w="3400"/>
-            <w:vAlign w:val="center"/>
-            <w:tcMar>
-              <w:top w:w="90" w:type="dxa"/>
-              <w:start w:w="120" w:type="dxa"/>
-              <w:bottom w:w="90" w:type="dxa"/>
-              <w:end w:w="120" w:type="dxa"/>
-            </w:tcMar>
-          </w:tcPr>
-          <w:p>
-            <w:pPr>
-              <w:spacing w:after="0"/>
-              <w:jc w:val="left"/>
-            </w:pPr>
-            <w:r>
-              <w:rPr>
-                <w:rFonts w:ascii="Calibri" w:hAnsi="Calibri" w:eastAsia="Microsoft YaHei"/>
-                <w:b w:val="0"/>
-                <w:i w:val="0"/>
-                <w:color w:val="1F2937"/>
-                <w:sz w:val="16"/>
-              </w:rPr>
-              <w:t>SEARCH_MIN_SUPPORT_COUNT</w:t>
+          </w:tcPr>
+          <w:p>
+            <w:r>
+              <w:t>SEARCH_MAX_PARAGRAPH_LENGTH</w:t>
             </w:r>
           </w:p>
         </w:tc>
         <w:tc>
           <w:tcPr>
             <w:tcW w:type="dxa" w:w="2500"/>
-            <w:vAlign w:val="center"/>
-            <w:tcMar>
-              <w:top w:w="90" w:type="dxa"/>
-              <w:start w:w="120" w:type="dxa"/>
-              <w:bottom w:w="90" w:type="dxa"/>
-              <w:end w:w="120" w:type="dxa"/>
-            </w:tcMar>
-          </w:tcPr>
-          <w:p>
-            <w:pPr>
-              <w:spacing w:after="0"/>
-              <w:jc w:val="left"/>
-            </w:pPr>
-            <w:r>
-              <w:rPr>
-                <w:rFonts w:ascii="Calibri" w:hAnsi="Calibri" w:eastAsia="Microsoft YaHei"/>
-                <w:b w:val="0"/>
-                <w:i w:val="0"/>
-                <w:color w:val="1F2937"/>
-                <w:sz w:val="16"/>
-              </w:rPr>
-              <w:t>2</w:t>
+          </w:tcPr>
+          <w:p>
+            <w:r>
+              <w:t>480</w:t>
             </w:r>
           </w:p>
         </w:tc>
         <w:tc>
           <w:tcPr>
             <w:tcW w:type="dxa" w:w="3460"/>
-            <w:vAlign w:val="center"/>
-            <w:tcMar>
-              <w:top w:w="90" w:type="dxa"/>
-              <w:start w:w="120" w:type="dxa"/>
-              <w:bottom w:w="90" w:type="dxa"/>
-              <w:end w:w="120" w:type="dxa"/>
-            </w:tcMar>
-          </w:tcPr>
-          <w:p>
-            <w:pPr>
-              <w:spacing w:after="0"/>
-              <w:jc w:val="left"/>
-            </w:pPr>
-            <w:r>
-              <w:rPr>
-                <w:rFonts w:ascii="Calibri" w:hAnsi="Calibri" w:eastAsia="Microsoft YaHei"/>
-                <w:b w:val="0"/>
-                <w:i w:val="0"/>
-                <w:color w:val="1F2937"/>
-                <w:sz w:val="16"/>
-              </w:rPr>
-              <w:t>HIGH所需最少支持样本数</w:t>
+          </w:tcPr>
+          <w:p>
+            <w:r>
+              <w:t>业务字符上限；不自动截断</w:t>
             </w:r>
           </w:p>
         </w:tc>
@@ -13496,84 +12733,30 @@
         <w:tc>
           <w:tcPr>
             <w:tcW w:type="dxa" w:w="3400"/>
-            <w:vAlign w:val="center"/>
-            <w:tcMar>
-              <w:top w:w="90" w:type="dxa"/>
-              <w:start w:w="120" w:type="dxa"/>
-              <w:bottom w:w="90" w:type="dxa"/>
-              <w:end w:w="120" w:type="dxa"/>
-            </w:tcMar>
-          </w:tcPr>
-          <w:p>
-            <w:pPr>
-              <w:spacing w:after="0"/>
-              <w:jc w:val="left"/>
-            </w:pPr>
-            <w:r>
-              <w:rPr>
-                <w:rFonts w:ascii="Calibri" w:hAnsi="Calibri" w:eastAsia="Microsoft YaHei"/>
-                <w:b w:val="0"/>
-                <w:i w:val="0"/>
-                <w:color w:val="1F2937"/>
-                <w:sz w:val="16"/>
-              </w:rPr>
-              <w:t>SEARCH_STRONG_MATCH_THRESHOLD</w:t>
+          </w:tcPr>
+          <w:p>
+            <w:r>
+              <w:t>SEARCH_MIN_SIMILARITY</w:t>
             </w:r>
           </w:p>
         </w:tc>
         <w:tc>
           <w:tcPr>
             <w:tcW w:type="dxa" w:w="2500"/>
-            <w:vAlign w:val="center"/>
-            <w:tcMar>
-              <w:top w:w="90" w:type="dxa"/>
-              <w:start w:w="120" w:type="dxa"/>
-              <w:bottom w:w="90" w:type="dxa"/>
-              <w:end w:w="120" w:type="dxa"/>
-            </w:tcMar>
-          </w:tcPr>
-          <w:p>
-            <w:pPr>
-              <w:spacing w:after="0"/>
-              <w:jc w:val="left"/>
-            </w:pPr>
-            <w:r>
-              <w:rPr>
-                <w:rFonts w:ascii="Calibri" w:hAnsi="Calibri" w:eastAsia="Microsoft YaHei"/>
-                <w:b w:val="0"/>
-                <w:i w:val="0"/>
-                <w:color w:val="1F2937"/>
-                <w:sz w:val="16"/>
-              </w:rPr>
-              <w:t>0.80</w:t>
+          </w:tcPr>
+          <w:p>
+            <w:r>
+              <w:t>0.60</w:t>
             </w:r>
           </w:p>
         </w:tc>
         <w:tc>
           <w:tcPr>
             <w:tcW w:type="dxa" w:w="3460"/>
-            <w:vAlign w:val="center"/>
-            <w:tcMar>
-              <w:top w:w="90" w:type="dxa"/>
-              <w:start w:w="120" w:type="dxa"/>
-              <w:bottom w:w="90" w:type="dxa"/>
-              <w:end w:w="120" w:type="dxa"/>
-            </w:tcMar>
-          </w:tcPr>
-          <w:p>
-            <w:pPr>
-              <w:spacing w:after="0"/>
-              <w:jc w:val="left"/>
-            </w:pPr>
-            <w:r>
-              <w:rPr>
-                <w:rFonts w:ascii="Calibri" w:hAnsi="Calibri" w:eastAsia="Microsoft YaHei"/>
-                <w:b w:val="0"/>
-                <w:i w:val="0"/>
-                <w:color w:val="1F2937"/>
-                <w:sz w:val="16"/>
-              </w:rPr>
-              <w:t>强单条兜底第一名最低相似度</w:t>
+          </w:tcPr>
+          <w:p>
+            <w:r>
+              <w:t>历史样本进入召回的最低相似度</w:t>
             </w:r>
           </w:p>
         </w:tc>
@@ -13585,7 +12768,7 @@
           </w:tcPr>
           <w:p>
             <w:r>
-              <w:t>IMPORT_MAX_TOTAL_SAMPLES</w:t>
+              <w:t>SEARCH_CANDIDATE_THRESHOLD</w:t>
             </w:r>
           </w:p>
         </w:tc>
@@ -13595,7 +12778,7 @@
           </w:tcPr>
           <w:p>
             <w:r>
-              <w:t>10000</w:t>
+              <w:t>0.55</w:t>
             </w:r>
           </w:p>
         </w:tc>
@@ -13605,7 +12788,7 @@
           </w:tcPr>
           <w:p>
             <w:r>
-              <w:t>第一版历史物理记录总数上限</w:t>
+              <w:t>类型可返回的最低投票得分</w:t>
             </w:r>
           </w:p>
         </w:tc>
@@ -13617,7 +12800,7 @@
           </w:tcPr>
           <w:p>
             <w:r>
-              <w:t>SEARCH_MAX_PARAGRAPH_LENGTH</w:t>
+              <w:t>SEARCH_HIGH_THRESHOLD</w:t>
             </w:r>
           </w:p>
         </w:tc>
@@ -13627,7 +12810,7 @@
           </w:tcPr>
           <w:p>
             <w:r>
-              <w:t>480</w:t>
+              <w:t>0.80</w:t>
             </w:r>
           </w:p>
         </w:tc>
@@ -13637,7 +12820,71 @@
           </w:tcPr>
           <w:p>
             <w:r>
-              <w:t>规范化段落最大字符数；容器须关闭自动截断</w:t>
+              <w:t>高可信类型得分阈值</w:t>
+            </w:r>
+          </w:p>
+        </w:tc>
+      </w:tr>
+      <w:tr>
+        <w:tc>
+          <w:tcPr>
+            <w:tcW w:type="dxa" w:w="3400"/>
+          </w:tcPr>
+          <w:p>
+            <w:r>
+              <w:t>SEARCH_MIN_SUPPORT_COUNT</w:t>
+            </w:r>
+          </w:p>
+        </w:tc>
+        <w:tc>
+          <w:tcPr>
+            <w:tcW w:type="dxa" w:w="2500"/>
+          </w:tcPr>
+          <w:p>
+            <w:r>
+              <w:t>2</w:t>
+            </w:r>
+          </w:p>
+        </w:tc>
+        <w:tc>
+          <w:tcPr>
+            <w:tcW w:type="dxa" w:w="3460"/>
+          </w:tcPr>
+          <w:p>
+            <w:r>
+              <w:t>HIGH所需最少支持样本数</w:t>
+            </w:r>
+          </w:p>
+        </w:tc>
+      </w:tr>
+      <w:tr>
+        <w:tc>
+          <w:tcPr>
+            <w:tcW w:type="dxa" w:w="3400"/>
+          </w:tcPr>
+          <w:p>
+            <w:r>
+              <w:t>SEARCH_STRONG_MATCH_THRESHOLD</w:t>
+            </w:r>
+          </w:p>
+        </w:tc>
+        <w:tc>
+          <w:tcPr>
+            <w:tcW w:type="dxa" w:w="2500"/>
+          </w:tcPr>
+          <w:p>
+            <w:r>
+              <w:t>0.80</w:t>
+            </w:r>
+          </w:p>
+        </w:tc>
+        <w:tc>
+          <w:tcPr>
+            <w:tcW w:type="dxa" w:w="3460"/>
+          </w:tcPr>
+          <w:p>
+            <w:r>
+              <w:t>强单条兜底第一名最低相似度</w:t>
             </w:r>
           </w:p>
         </w:tc>
@@ -13804,6 +13051,146 @@
             </w:tcMar>
           </w:tcPr>
           <w:p>
+            <w:r>
+              <w:t>POST</w:t>
+            </w:r>
+          </w:p>
+        </w:tc>
+        <w:tc>
+          <w:tcPr>
+            <w:tcW w:type="dxa" w:w="3900"/>
+            <w:vAlign w:val="center"/>
+            <w:tcMar>
+              <w:top w:w="90" w:type="dxa"/>
+              <w:start w:w="120" w:type="dxa"/>
+              <w:bottom w:w="90" w:type="dxa"/>
+              <w:end w:w="120" w:type="dxa"/>
+            </w:tcMar>
+          </w:tcPr>
+          <w:p>
+            <w:r>
+              <w:t>/service/contract-change/samples/import</w:t>
+            </w:r>
+          </w:p>
+        </w:tc>
+        <w:tc>
+          <w:tcPr>
+            <w:tcW w:type="dxa" w:w="2700"/>
+            <w:vAlign w:val="center"/>
+            <w:tcMar>
+              <w:top w:w="90" w:type="dxa"/>
+              <w:start w:w="120" w:type="dxa"/>
+              <w:bottom w:w="90" w:type="dxa"/>
+              <w:end w:w="120" w:type="dxa"/>
+            </w:tcMar>
+          </w:tcPr>
+          <w:p>
+            <w:r>
+              <w:t>导入历史样本</w:t>
+            </w:r>
+          </w:p>
+        </w:tc>
+        <w:tc>
+          <w:tcPr>
+            <w:tcW w:type="dxa" w:w="1660"/>
+            <w:vAlign w:val="center"/>
+            <w:tcMar>
+              <w:top w:w="90" w:type="dxa"/>
+              <w:start w:w="120" w:type="dxa"/>
+              <w:bottom w:w="90" w:type="dxa"/>
+              <w:end w:w="120" w:type="dxa"/>
+            </w:tcMar>
+          </w:tcPr>
+          <w:p>
+            <w:r>
+              <w:t>multipart file；user_id头必填</w:t>
+            </w:r>
+          </w:p>
+        </w:tc>
+      </w:tr>
+      <w:tr>
+        <w:tc>
+          <w:tcPr>
+            <w:tcW w:type="dxa" w:w="1100"/>
+            <w:vAlign w:val="center"/>
+            <w:tcMar>
+              <w:top w:w="90" w:type="dxa"/>
+              <w:start w:w="120" w:type="dxa"/>
+              <w:bottom w:w="90" w:type="dxa"/>
+              <w:end w:w="120" w:type="dxa"/>
+            </w:tcMar>
+          </w:tcPr>
+          <w:p>
+            <w:r>
+              <w:t>POST</w:t>
+            </w:r>
+          </w:p>
+        </w:tc>
+        <w:tc>
+          <w:tcPr>
+            <w:tcW w:type="dxa" w:w="3900"/>
+            <w:vAlign w:val="center"/>
+            <w:tcMar>
+              <w:top w:w="90" w:type="dxa"/>
+              <w:start w:w="120" w:type="dxa"/>
+              <w:bottom w:w="90" w:type="dxa"/>
+              <w:end w:w="120" w:type="dxa"/>
+            </w:tcMar>
+          </w:tcPr>
+          <w:p>
+            <w:r>
+              <w:t>/service/contract-change/predict</w:t>
+            </w:r>
+          </w:p>
+        </w:tc>
+        <w:tc>
+          <w:tcPr>
+            <w:tcW w:type="dxa" w:w="2700"/>
+            <w:vAlign w:val="center"/>
+            <w:tcMar>
+              <w:top w:w="90" w:type="dxa"/>
+              <w:start w:w="120" w:type="dxa"/>
+              <w:bottom w:w="90" w:type="dxa"/>
+              <w:end w:w="120" w:type="dxa"/>
+            </w:tcMar>
+          </w:tcPr>
+          <w:p>
+            <w:r>
+              <w:t>预测新段落类型</w:t>
+            </w:r>
+          </w:p>
+        </w:tc>
+        <w:tc>
+          <w:tcPr>
+            <w:tcW w:type="dxa" w:w="1660"/>
+            <w:vAlign w:val="center"/>
+            <w:tcMar>
+              <w:top w:w="90" w:type="dxa"/>
+              <w:start w:w="120" w:type="dxa"/>
+              <w:bottom w:w="90" w:type="dxa"/>
+              <w:end w:w="120" w:type="dxa"/>
+            </w:tcMar>
+          </w:tcPr>
+          <w:p>
+            <w:r>
+              <w:t>JSON paragraph；user_id头必填</w:t>
+            </w:r>
+          </w:p>
+        </w:tc>
+      </w:tr>
+      <w:tr>
+        <w:tc>
+          <w:tcPr>
+            <w:tcW w:type="dxa" w:w="1100"/>
+            <w:vAlign w:val="center"/>
+            <w:tcMar>
+              <w:top w:w="90" w:type="dxa"/>
+              <w:start w:w="120" w:type="dxa"/>
+              <w:bottom w:w="90" w:type="dxa"/>
+              <w:end w:w="120" w:type="dxa"/>
+            </w:tcMar>
+          </w:tcPr>
+          <w:p>
             <w:pPr>
               <w:spacing w:after="0"/>
               <w:jc w:val="center"/>
@@ -13844,7 +13231,7 @@
                 <w:color w:val="1F2937"/>
                 <w:sz w:val="18"/>
               </w:rPr>
-              <w:t>/service/contract-change/samples/import</w:t>
+              <w:t>/service/contract-change/index/reload</w:t>
             </w:r>
           </w:p>
         </w:tc>
@@ -13872,7 +13259,7 @@
                 <w:color w:val="1F2937"/>
                 <w:sz w:val="18"/>
               </w:rPr>
-              <w:t>导入历史样本</w:t>
+              <w:t>从Oracle重载索引</w:t>
             </w:r>
           </w:p>
         </w:tc>
@@ -13900,7 +13287,7 @@
                 <w:color w:val="1F2937"/>
                 <w:sz w:val="18"/>
               </w:rPr>
-              <w:t>multipart file</w:t>
+              <w:t>无</w:t>
             </w:r>
           </w:p>
         </w:tc>
@@ -13930,7 +13317,7 @@
                 <w:color w:val="1F2937"/>
                 <w:sz w:val="18"/>
               </w:rPr>
-              <w:t>POST</w:t>
+              <w:t>GET</w:t>
             </w:r>
           </w:p>
         </w:tc>
@@ -13958,7 +13345,7 @@
                 <w:color w:val="1F2937"/>
                 <w:sz w:val="18"/>
               </w:rPr>
-              <w:t>/service/contract-change/predict</w:t>
+              <w:t>/service/contract-change/index/status</w:t>
             </w:r>
           </w:p>
         </w:tc>
@@ -13986,7 +13373,7 @@
                 <w:color w:val="1F2937"/>
                 <w:sz w:val="18"/>
               </w:rPr>
-              <w:t>预测新段落类型</w:t>
+              <w:t>查询索引状态</w:t>
             </w:r>
           </w:p>
         </w:tc>
@@ -14014,234 +13401,6 @@
                 <w:color w:val="1F2937"/>
                 <w:sz w:val="18"/>
               </w:rPr>
-              <w:t>JSON paragraph</w:t>
-            </w:r>
-          </w:p>
-        </w:tc>
-      </w:tr>
-      <w:tr>
-        <w:tc>
-          <w:tcPr>
-            <w:tcW w:type="dxa" w:w="1100"/>
-            <w:vAlign w:val="center"/>
-            <w:tcMar>
-              <w:top w:w="90" w:type="dxa"/>
-              <w:start w:w="120" w:type="dxa"/>
-              <w:bottom w:w="90" w:type="dxa"/>
-              <w:end w:w="120" w:type="dxa"/>
-            </w:tcMar>
-          </w:tcPr>
-          <w:p>
-            <w:pPr>
-              <w:spacing w:after="0"/>
-              <w:jc w:val="center"/>
-            </w:pPr>
-            <w:r>
-              <w:rPr>
-                <w:rFonts w:ascii="Calibri" w:hAnsi="Calibri" w:eastAsia="Microsoft YaHei"/>
-                <w:b w:val="0"/>
-                <w:i w:val="0"/>
-                <w:color w:val="1F2937"/>
-                <w:sz w:val="18"/>
-              </w:rPr>
-              <w:t>POST</w:t>
-            </w:r>
-          </w:p>
-        </w:tc>
-        <w:tc>
-          <w:tcPr>
-            <w:tcW w:type="dxa" w:w="3900"/>
-            <w:vAlign w:val="center"/>
-            <w:tcMar>
-              <w:top w:w="90" w:type="dxa"/>
-              <w:start w:w="120" w:type="dxa"/>
-              <w:bottom w:w="90" w:type="dxa"/>
-              <w:end w:w="120" w:type="dxa"/>
-            </w:tcMar>
-          </w:tcPr>
-          <w:p>
-            <w:pPr>
-              <w:spacing w:after="0"/>
-              <w:jc w:val="left"/>
-            </w:pPr>
-            <w:r>
-              <w:rPr>
-                <w:rFonts w:ascii="Calibri" w:hAnsi="Calibri" w:eastAsia="Microsoft YaHei"/>
-                <w:b w:val="0"/>
-                <w:i w:val="0"/>
-                <w:color w:val="1F2937"/>
-                <w:sz w:val="18"/>
-              </w:rPr>
-              <w:t>/service/contract-change/index/reload</w:t>
-            </w:r>
-          </w:p>
-        </w:tc>
-        <w:tc>
-          <w:tcPr>
-            <w:tcW w:type="dxa" w:w="2700"/>
-            <w:vAlign w:val="center"/>
-            <w:tcMar>
-              <w:top w:w="90" w:type="dxa"/>
-              <w:start w:w="120" w:type="dxa"/>
-              <w:bottom w:w="90" w:type="dxa"/>
-              <w:end w:w="120" w:type="dxa"/>
-            </w:tcMar>
-          </w:tcPr>
-          <w:p>
-            <w:pPr>
-              <w:spacing w:after="0"/>
-              <w:jc w:val="left"/>
-            </w:pPr>
-            <w:r>
-              <w:rPr>
-                <w:rFonts w:ascii="Calibri" w:hAnsi="Calibri" w:eastAsia="Microsoft YaHei"/>
-                <w:b w:val="0"/>
-                <w:i w:val="0"/>
-                <w:color w:val="1F2937"/>
-                <w:sz w:val="18"/>
-              </w:rPr>
-              <w:t>从Oracle重载索引</w:t>
-            </w:r>
-          </w:p>
-        </w:tc>
-        <w:tc>
-          <w:tcPr>
-            <w:tcW w:type="dxa" w:w="1660"/>
-            <w:vAlign w:val="center"/>
-            <w:tcMar>
-              <w:top w:w="90" w:type="dxa"/>
-              <w:start w:w="120" w:type="dxa"/>
-              <w:bottom w:w="90" w:type="dxa"/>
-              <w:end w:w="120" w:type="dxa"/>
-            </w:tcMar>
-          </w:tcPr>
-          <w:p>
-            <w:pPr>
-              <w:spacing w:after="0"/>
-              <w:jc w:val="center"/>
-            </w:pPr>
-            <w:r>
-              <w:rPr>
-                <w:rFonts w:ascii="Calibri" w:hAnsi="Calibri" w:eastAsia="Microsoft YaHei"/>
-                <w:b w:val="0"/>
-                <w:i w:val="0"/>
-                <w:color w:val="1F2937"/>
-                <w:sz w:val="18"/>
-              </w:rPr>
-              <w:t>无</w:t>
-            </w:r>
-          </w:p>
-        </w:tc>
-      </w:tr>
-      <w:tr>
-        <w:tc>
-          <w:tcPr>
-            <w:tcW w:type="dxa" w:w="1100"/>
-            <w:vAlign w:val="center"/>
-            <w:tcMar>
-              <w:top w:w="90" w:type="dxa"/>
-              <w:start w:w="120" w:type="dxa"/>
-              <w:bottom w:w="90" w:type="dxa"/>
-              <w:end w:w="120" w:type="dxa"/>
-            </w:tcMar>
-          </w:tcPr>
-          <w:p>
-            <w:pPr>
-              <w:spacing w:after="0"/>
-              <w:jc w:val="center"/>
-            </w:pPr>
-            <w:r>
-              <w:rPr>
-                <w:rFonts w:ascii="Calibri" w:hAnsi="Calibri" w:eastAsia="Microsoft YaHei"/>
-                <w:b w:val="0"/>
-                <w:i w:val="0"/>
-                <w:color w:val="1F2937"/>
-                <w:sz w:val="18"/>
-              </w:rPr>
-              <w:t>GET</w:t>
-            </w:r>
-          </w:p>
-        </w:tc>
-        <w:tc>
-          <w:tcPr>
-            <w:tcW w:type="dxa" w:w="3900"/>
-            <w:vAlign w:val="center"/>
-            <w:tcMar>
-              <w:top w:w="90" w:type="dxa"/>
-              <w:start w:w="120" w:type="dxa"/>
-              <w:bottom w:w="90" w:type="dxa"/>
-              <w:end w:w="120" w:type="dxa"/>
-            </w:tcMar>
-          </w:tcPr>
-          <w:p>
-            <w:pPr>
-              <w:spacing w:after="0"/>
-              <w:jc w:val="left"/>
-            </w:pPr>
-            <w:r>
-              <w:rPr>
-                <w:rFonts w:ascii="Calibri" w:hAnsi="Calibri" w:eastAsia="Microsoft YaHei"/>
-                <w:b w:val="0"/>
-                <w:i w:val="0"/>
-                <w:color w:val="1F2937"/>
-                <w:sz w:val="18"/>
-              </w:rPr>
-              <w:t>/service/contract-change/index/status</w:t>
-            </w:r>
-          </w:p>
-        </w:tc>
-        <w:tc>
-          <w:tcPr>
-            <w:tcW w:type="dxa" w:w="2700"/>
-            <w:vAlign w:val="center"/>
-            <w:tcMar>
-              <w:top w:w="90" w:type="dxa"/>
-              <w:start w:w="120" w:type="dxa"/>
-              <w:bottom w:w="90" w:type="dxa"/>
-              <w:end w:w="120" w:type="dxa"/>
-            </w:tcMar>
-          </w:tcPr>
-          <w:p>
-            <w:pPr>
-              <w:spacing w:after="0"/>
-              <w:jc w:val="left"/>
-            </w:pPr>
-            <w:r>
-              <w:rPr>
-                <w:rFonts w:ascii="Calibri" w:hAnsi="Calibri" w:eastAsia="Microsoft YaHei"/>
-                <w:b w:val="0"/>
-                <w:i w:val="0"/>
-                <w:color w:val="1F2937"/>
-                <w:sz w:val="18"/>
-              </w:rPr>
-              <w:t>查询索引状态</w:t>
-            </w:r>
-          </w:p>
-        </w:tc>
-        <w:tc>
-          <w:tcPr>
-            <w:tcW w:type="dxa" w:w="1660"/>
-            <w:vAlign w:val="center"/>
-            <w:tcMar>
-              <w:top w:w="90" w:type="dxa"/>
-              <w:start w:w="120" w:type="dxa"/>
-              <w:bottom w:w="90" w:type="dxa"/>
-              <w:end w:w="120" w:type="dxa"/>
-            </w:tcMar>
-          </w:tcPr>
-          <w:p>
-            <w:pPr>
-              <w:spacing w:after="0"/>
-              <w:jc w:val="center"/>
-            </w:pPr>
-            <w:r>
-              <w:rPr>
-                <w:rFonts w:ascii="Calibri" w:hAnsi="Calibri" w:eastAsia="Microsoft YaHei"/>
-                <w:b w:val="0"/>
-                <w:i w:val="0"/>
-                <w:color w:val="1F2937"/>
-                <w:sz w:val="18"/>
-              </w:rPr>
               <w:t>无</w:t>
             </w:r>
           </w:p>
@@ -14252,6 +13411,7 @@
       <w:pPr>
         <w:spacing w:after="40"/>
       </w:pPr>
+      <w:r/>
     </w:p>
     <w:p>
       <w:pPr>
@@ -14755,18 +13915,7 @@
             </w:tcMar>
           </w:tcPr>
           <w:p>
-            <w:pPr>
-              <w:spacing w:after="0"/>
-              <w:jc w:val="left"/>
-            </w:pPr>
-            <w:r>
-              <w:rPr>
-                <w:rFonts w:ascii="Calibri" w:hAnsi="Calibri" w:eastAsia="Microsoft YaHei"/>
-                <w:b w:val="0"/>
-                <w:i w:val="0"/>
-                <w:color w:val="1F2937"/>
-                <w:sz w:val="18"/>
-              </w:rPr>
+            <w:r>
               <w:t>强单条兜底</w:t>
             </w:r>
           </w:p>
@@ -14783,19 +13932,8 @@
             </w:tcMar>
           </w:tcPr>
           <w:p>
-            <w:pPr>
-              <w:spacing w:after="0"/>
-              <w:jc w:val="left"/>
-            </w:pPr>
-            <w:r>
-              <w:rPr>
-                <w:rFonts w:ascii="Calibri" w:hAnsi="Calibri" w:eastAsia="Microsoft YaHei"/>
-                <w:b w:val="0"/>
-                <w:i w:val="0"/>
-                <w:color w:val="1F2937"/>
-                <w:sz w:val="18"/>
-              </w:rPr>
-              <w:t>投票无结果时，第一名足够高且明显领先第二名则返回其类型候选</w:t>
+            <w:r>
+              <w:t>投票无结果且第一名达到强匹配阈值时，返回第一名类型作为CANDIDATE</w:t>
             </w:r>
           </w:p>
         </w:tc>
@@ -14884,7 +14022,7 @@
           <w:color w:val="1F2937"/>
           <w:sz w:val="22"/>
         </w:rPr>
-        <w:t>使用同一模型镜像摘要、同一模型文件和同一向量维度部署开发与生产。</w:t>
+        <w:t>开发和生产使用同一Java制品；只通过环境变量切换统一网关地址、API Key、Oracle和容量参数。</w:t>
       </w:r>
     </w:p>
     <w:p>
@@ -14892,7 +14030,7 @@
         <w:pStyle w:val="ListBullet"/>
       </w:pPr>
       <w:r>
-        <w:t>模型升级后使用原历史Excel全量重新导入，系统更新原行向量和MODEL_VERSION；不得混用不同模型版本。</w:t>
+        <w:t>模型升级后设置新的MODEL_VERSION和实际维度，并使用原历史Excel全量重新导入；不得混用不同模型版本向量。</w:t>
       </w:r>
     </w:p>
     <w:p>
@@ -14923,7 +14061,7 @@
         <w:pStyle w:val="ListBullet"/>
       </w:pPr>
       <w:r>
-        <w:t>生产监控模型调用耗时、HTTP 422/5xx、导入失败率、索引DEGRADED及sampleCount异常。</w:t>
+        <w:t>生产监控模型调用耗时、HTTP 400/401/403/404/422/429/5xx、导入失败率、索引DEGRADED及sampleCount异常。</w:t>
       </w:r>
     </w:p>
     <w:p>
@@ -14938,7 +14076,7 @@
           <w:color w:val="1F2937"/>
           <w:sz w:val="22"/>
         </w:rPr>
-        <w:t>网关超时必须覆盖最大同步导入耗时；若经常导入大文件，后续再升级为可靠异步任务。</w:t>
+        <w:t>业务网关超时必须覆盖最大同步导入耗时；平台确认批量能力后优先调大批量，第一版不增加异步任务。</w:t>
       </w:r>
     </w:p>
     <w:p>

--- a/docs/合同段落变更类型识别服务接口调用说明.docx
+++ b/docs/合同段落变更类型识别服务接口调用说明.docx
@@ -1907,12 +1907,12 @@
     </w:p>
     <w:p>
       <w:r>
-        <w:t>网关请求使用Authorization: Bearer &lt;API Key&gt;和user_id请求头；请求体为{"model":"模型名称","input":"合同段落"}，响应向量读取data[].embedding。</w:t>
+        <w:t>网关请求使用Authorization: Bearer &lt;API Key&gt;和UserId请求头；请求体明确发送model、input、dimensions和encoding_format=float，响应按data[].index还原输入顺序后读取embedding。</w:t>
       </w:r>
     </w:p>
     <w:p>
       <w:r>
-        <w:t>API Key只从服务端安全配置读取，不接收或转发业务接口Authorization。模型名称、版本和维度没有代码默认值，平台未确认前不能部署。</w:t>
+        <w:t>API Key只从服务端环境变量EMBEDDING_API_KEY读取，不接收或转发业务接口Authorization。当前默认模型为gen-studio-Qwen3-Embedding-8B、维度1024；模型版本用于隔离历史向量，切换模型或维度时必须同步修改并重新生成历史向量。</w:t>
       </w:r>
     </w:p>
     <w:p>
@@ -2280,7 +2280,7 @@
           </w:tcPr>
           <w:p>
             <w:r>
-              <w:t>user_id</w:t>
+              <w:t>UserId</w:t>
             </w:r>
           </w:p>
         </w:tc>
@@ -3438,7 +3438,7 @@
           </w:tcPr>
           <w:p>
             <w:r>
-              <w:t>user_id：实际操作人工号，必填</w:t>
+              <w:t>UserId：实际操作人工号，必填</w:t>
             </w:r>
           </w:p>
         </w:tc>
@@ -3701,7 +3701,7 @@
         <w:pStyle w:val="ListBullet"/>
       </w:pPr>
       <w:r>
-        <w:t>单个文件不超过20MB；默认最多1000条非空数据行；历史物理记录总数最多10000条；规范化后的段落不超过480字符。</w:t>
+        <w:t>单个文件不超过20MB；默认最多1000条非空数据行；历史物理记录总数最多10000条；规范化后的段落不超过2000字符。</w:t>
       </w:r>
     </w:p>
     <w:p>
@@ -3775,7 +3775,7 @@
           <w:color w:val="273142"/>
           <w:sz w:val="17"/>
         </w:rPr>
-        <w:t xml:space="preserve">  -H "user_id: employee-001" \</w:t>
+        <w:t xml:space="preserve">  -H "UserId: employee-001" \</w:t>
       </w:r>
     </w:p>
     <w:p>
@@ -4826,24 +4826,7 @@
         </w:pBdr>
       </w:pPr>
       <w:r>
-        <w:rPr>
-          <w:rFonts w:ascii="Calibri" w:hAnsi="Calibri" w:eastAsia="Microsoft YaHei"/>
-          <w:b/>
-          <w:i w:val="0"/>
-          <w:color w:val="7A5A00"/>
-          <w:sz w:val="22"/>
-        </w:rPr>
-        <w:t xml:space="preserve">两层成功状态  </w:t>
-      </w:r>
-      <w:r>
-        <w:rPr>
-          <w:rFonts w:ascii="Calibri" w:hAnsi="Calibri" w:eastAsia="Microsoft YaHei"/>
-          <w:b w:val="0"/>
-          <w:i w:val="0"/>
-          <w:color w:val="1F2937"/>
-          <w:sz w:val="22"/>
-        </w:rPr>
-        <w:t>外层code成功表示接口正常处理并返回了结构化结果；data.success=false表示本次导入业务校验未通过。导入调用方必须检查data.success。</w:t>
+        <w:t>校验失败状态  导入业务校验未通过时，外层code=400、message=Excel导入校验失败，同时data.success=false并在data.errors中返回逐行原因。调用方应同时读取外层code和data.errors。</w:t>
       </w:r>
     </w:p>
     <w:p>
@@ -4904,7 +4887,7 @@
         <w:pStyle w:val="ListNumber"/>
       </w:pPr>
       <w:r>
-        <w:t>分批查询Oracle全部Hash；当前模型、维度、生效状态和标签均一致时跳过；停用记录重新启用；相同标签的旧模型向量更新原行；生效记录标签不同时报冲突。</w:t>
+        <w:t>分批查询Oracle全部Hash；当前模型、维度、生效状态和标签均一致时跳过；只有类型编码相同的停用记录才重新启用；相同标签的旧模型向量更新原行；任何相同段落不同标签均报冲突。</w:t>
       </w:r>
     </w:p>
     <w:p>
@@ -5370,7 +5353,7 @@
           </w:tcPr>
           <w:p>
             <w:r>
-              <w:t>user_id：实际操作人工号，必填</w:t>
+              <w:t>UserId：实际操作人工号，必填</w:t>
             </w:r>
           </w:p>
         </w:tc>
@@ -5381,7 +5364,7 @@
         <w:spacing w:after="40"/>
       </w:pPr>
       <w:r>
-        <w:t>调用该接口必须携带user_id请求头，值为实际操作人工号。</w:t>
+        <w:t>调用该接口必须携带UserId请求头，值为实际操作人工号。</w:t>
       </w:r>
     </w:p>
     <w:p>
@@ -5681,7 +5664,7 @@
           </w:tcPr>
           <w:p>
             <w:r>
-              <w:t>已经切分好的单个合同段落；规范化后非空；默认不超过480字符</w:t>
+              <w:t>已经切分好的单个合同段落；规范化后非空；默认不超过2000字符</w:t>
             </w:r>
           </w:p>
         </w:tc>
@@ -5702,7 +5685,7 @@
         </w:pBdr>
       </w:pPr>
       <w:r>
-        <w:t>长文本说明  480字符是当前业务上限，不等同于新模型Token上限。服务明确拒绝超长段落且不自动截断，避免丢失金额、比例、否定词和权利义务；平台确认上下文长度后可调整配置。若段落混合多个主题，建议上游按条款或语义段落切分。</w:t>
+        <w:t>长文本说明  2000字符是当前业务上限，不等同于新模型Token上限。服务明确拒绝超长段落且不自动截断，避免丢失金额、比例、否定词和权利义务；平台确认上下文长度后可调整配置。若段落混合多个主题，建议上游按条款或语义段落切分。</w:t>
       </w:r>
     </w:p>
     <w:p>
@@ -9188,7 +9171,7 @@
           <w:color w:val="273142"/>
           <w:sz w:val="17"/>
         </w:rPr>
-        <w:t xml:space="preserve">    "vectorDimension": 768,</w:t>
+        <w:t xml:space="preserve">    "vectorDimension": 1024,</w:t>
       </w:r>
     </w:p>
     <w:p>
@@ -12103,7 +12086,7 @@
           <w:color w:val="1F2937"/>
           <w:sz w:val="22"/>
         </w:rPr>
-        <w:t>准备2～10条格式正确的Excel，携带user_id调用导入接口，确认success=true、indexReloaded=true。</w:t>
+        <w:t>准备2～10条格式正确的Excel，携带UserId调用导入接口，确认success=true、indexReloaded=true。</w:t>
       </w:r>
     </w:p>
     <w:p>
@@ -12133,7 +12116,7 @@
           <w:color w:val="1F2937"/>
           <w:sz w:val="22"/>
         </w:rPr>
-        <w:t>携带user_id，用完全相同的历史段落调用/predict，验证EXACT且不会额外调用模型。</w:t>
+        <w:t>携带UserId，用完全相同的历史段落调用/predict，验证EXACT且不会额外调用模型。</w:t>
       </w:r>
     </w:p>
     <w:p>
@@ -12148,7 +12131,7 @@
           <w:color w:val="1F2937"/>
           <w:sz w:val="22"/>
         </w:rPr>
-        <w:t>携带user_id，对历史段落改写后调用/predict，验证SEMANTIC、references、score和level。</w:t>
+        <w:t>携带UserId，对历史段落改写后调用/predict，验证SEMANTIC、references、score和level。</w:t>
       </w:r>
     </w:p>
     <w:p>
@@ -12216,7 +12199,7 @@
           <w:color w:val="1F2937"/>
           <w:sz w:val="22"/>
         </w:rPr>
-        <w:t>预测和导入请求都必须填写user_id；预测Body选择raw/JSON，导入Body选择form-data并使用file类型。</w:t>
+        <w:t>预测和导入请求都必须填写UserId；预测Body选择raw/JSON，导入Body选择form-data并使用file类型。</w:t>
       </w:r>
     </w:p>
     <w:p>
@@ -12261,7 +12244,7 @@
           <w:color w:val="1F2937"/>
           <w:sz w:val="22"/>
         </w:rPr>
-        <w:t>不要在日志、截图、代码或Git中泄露完整合同正文、数据库密码、API Key、user_id或Authorization令牌。</w:t>
+        <w:t>不要在日志、截图、代码或Git中泄露完整合同正文、数据库密码、API Key、UserId或Authorization令牌。</w:t>
       </w:r>
     </w:p>
     <w:p>
@@ -13103,7 +13086,7 @@
           </w:tcPr>
           <w:p>
             <w:r>
-              <w:t>multipart file；user_id头必填</w:t>
+              <w:t>multipart file；UserId头必填</w:t>
             </w:r>
           </w:p>
         </w:tc>
@@ -13173,7 +13156,7 @@
           </w:tcPr>
           <w:p>
             <w:r>
-              <w:t>JSON paragraph；user_id头必填</w:t>
+              <w:t>JSON paragraph；UserId头必填</w:t>
             </w:r>
           </w:p>
         </w:tc>
